--- a/12-AT/MAT.docx
+++ b/12-AT/MAT.docx
@@ -1,10 +1,10 @@
 
 <file path=word/document.xml><?xml version="1.0" encoding="utf-8"?>
-<w:document xmlns:wpc="http://schemas.microsoft.com/office/word/2010/wordprocessingCanvas" xmlns:cx="http://schemas.microsoft.com/office/drawing/2014/chartex" xmlns:cx1="http://schemas.microsoft.com/office/drawing/2015/9/8/chartex" xmlns:cx2="http://schemas.microsoft.com/office/drawing/2015/10/21/chartex" xmlns:cx3="http://schemas.microsoft.com/office/drawing/2016/5/9/chartex" xmlns:cx4="http://schemas.microsoft.com/office/drawing/2016/5/10/chartex" xmlns:cx5="http://schemas.microsoft.com/office/drawing/2016/5/11/chartex" xmlns:cx6="http://schemas.microsoft.com/office/drawing/2016/5/12/chartex" xmlns:cx7="http://schemas.microsoft.com/office/drawing/2016/5/13/chartex" xmlns:cx8="http://schemas.microsoft.com/office/drawing/2016/5/14/chartex" xmlns:mc="http://schemas.openxmlformats.org/markup-compatibility/2006" xmlns:aink="http://schemas.microsoft.com/office/drawing/2016/ink" xmlns:am3d="http://schemas.microsoft.com/office/drawing/2017/model3d" xmlns:o="urn:schemas-microsoft-com:office:office" xmlns:oel="http://schemas.microsoft.com/office/2019/extlst" xmlns:r="http://schemas.openxmlformats.org/officeDocument/2006/relationships" xmlns:m="http://schemas.openxmlformats.org/officeDocument/2006/math" xmlns:v="urn:schemas-microsoft-com:vml" xmlns:wp14="http://schemas.microsoft.com/office/word/2010/wordprocessingDrawing" xmlns:wp="http://schemas.openxmlformats.org/drawingml/2006/wordprocessingDrawing" xmlns:w10="urn:schemas-microsoft-com:office:word" xmlns:w="http://schemas.openxmlformats.org/wordprocessingml/2006/main" xmlns:w14="http://schemas.microsoft.com/office/word/2010/wordml" xmlns:w15="http://schemas.microsoft.com/office/word/2012/wordml" xmlns:w16cex="http://schemas.microsoft.com/office/word/2018/wordml/cex" xmlns:w16cid="http://schemas.microsoft.com/office/word/2016/wordml/cid" xmlns:w16="http://schemas.microsoft.com/office/word/2018/wordml" xmlns:w16sdtdh="http://schemas.microsoft.com/office/word/2020/wordml/sdtdatahash" xmlns:w16se="http://schemas.microsoft.com/office/word/2015/wordml/symex" xmlns:wpg="http://schemas.microsoft.com/office/word/2010/wordprocessingGroup" xmlns:wpi="http://schemas.microsoft.com/office/word/2010/wordprocessingInk" xmlns:wne="http://schemas.microsoft.com/office/word/2006/wordml" xmlns:wps="http://schemas.microsoft.com/office/word/2010/wordprocessingShape" mc:Ignorable="w14 w15 w16se w16cid w16 w16cex w16sdtdh wp14">
+<w:document xmlns:wpc="http://schemas.microsoft.com/office/word/2010/wordprocessingCanvas" xmlns:cx="http://schemas.microsoft.com/office/drawing/2014/chartex" xmlns:cx1="http://schemas.microsoft.com/office/drawing/2015/9/8/chartex" xmlns:cx2="http://schemas.microsoft.com/office/drawing/2015/10/21/chartex" xmlns:cx3="http://schemas.microsoft.com/office/drawing/2016/5/9/chartex" xmlns:cx4="http://schemas.microsoft.com/office/drawing/2016/5/10/chartex" xmlns:cx5="http://schemas.microsoft.com/office/drawing/2016/5/11/chartex" xmlns:cx6="http://schemas.microsoft.com/office/drawing/2016/5/12/chartex" xmlns:cx7="http://schemas.microsoft.com/office/drawing/2016/5/13/chartex" xmlns:cx8="http://schemas.microsoft.com/office/drawing/2016/5/14/chartex" xmlns:mc="http://schemas.openxmlformats.org/markup-compatibility/2006" xmlns:aink="http://schemas.microsoft.com/office/drawing/2016/ink" xmlns:am3d="http://schemas.microsoft.com/office/drawing/2017/model3d" xmlns:o="urn:schemas-microsoft-com:office:office" xmlns:oel="http://schemas.microsoft.com/office/2019/extlst" xmlns:r="http://schemas.openxmlformats.org/officeDocument/2006/relationships" xmlns:m="http://schemas.openxmlformats.org/officeDocument/2006/math" xmlns:v="urn:schemas-microsoft-com:vml" xmlns:wp14="http://schemas.microsoft.com/office/word/2010/wordprocessingDrawing" xmlns:wp="http://schemas.openxmlformats.org/drawingml/2006/wordprocessingDrawing" xmlns:w10="urn:schemas-microsoft-com:office:word" xmlns:w="http://schemas.openxmlformats.org/wordprocessingml/2006/main" xmlns:w14="http://schemas.microsoft.com/office/word/2010/wordml" xmlns:w15="http://schemas.microsoft.com/office/word/2012/wordml" xmlns:w16cex="http://schemas.microsoft.com/office/word/2018/wordml/cex" xmlns:w16cid="http://schemas.microsoft.com/office/word/2016/wordml/cid" xmlns:w16="http://schemas.microsoft.com/office/word/2018/wordml" xmlns:w16du="http://schemas.microsoft.com/office/word/2023/wordml/word16du" xmlns:w16sdtdh="http://schemas.microsoft.com/office/word/2020/wordml/sdtdatahash" xmlns:w16se="http://schemas.microsoft.com/office/word/2015/wordml/symex" xmlns:wpg="http://schemas.microsoft.com/office/word/2010/wordprocessingGroup" xmlns:wpi="http://schemas.microsoft.com/office/word/2010/wordprocessingInk" xmlns:wne="http://schemas.microsoft.com/office/word/2006/wordml" xmlns:wps="http://schemas.microsoft.com/office/word/2010/wordprocessingShape" mc:Ignorable="w14 w15 w16se w16cid w16 w16cex w16sdtdh w16du wp14">
   <w:body>
     <w:tbl>
       <w:tblPr>
-        <w:tblStyle w:val="Tabela-Siatka"/>
+        <w:tblStyle w:val="TableGrid"/>
         <w:tblW w:w="0" w:type="auto"/>
         <w:tblBorders>
           <w:top w:val="none" w:sz="0" w:space="0" w:color="auto"/>
@@ -43,7 +43,7 @@
           </w:p>
           <w:p>
             <w:pPr>
-              <w:pStyle w:val="Akapitzlist"/>
+              <w:pStyle w:val="ListParagraph"/>
               <w:numPr>
                 <w:ilvl w:val="0"/>
                 <w:numId w:val="1"/>
@@ -59,21 +59,27 @@
                 <w:i/>
                 <w:lang w:val="en-GB"/>
               </w:rPr>
-              <w:t xml:space="preserve">Identifier - unique identifier of the test, </w:t>
-            </w:r>
-            <w:proofErr w:type="gramStart"/>
+              <w:t>Identifier - unique identifier of the test, e</w:t>
+            </w:r>
             <w:r>
               <w:rPr>
                 <w:i/>
                 <w:lang w:val="en-GB"/>
               </w:rPr>
-              <w:t>e</w:t>
+              <w:t>.</w:t>
             </w:r>
             <w:r>
               <w:rPr>
                 <w:i/>
                 <w:lang w:val="en-GB"/>
               </w:rPr>
+              <w:t>g</w:t>
+            </w:r>
+            <w:r>
+              <w:rPr>
+                <w:i/>
+                <w:lang w:val="en-GB"/>
+              </w:rPr>
               <w:t>.</w:t>
             </w:r>
             <w:r>
@@ -81,27 +87,12 @@
                 <w:i/>
                 <w:lang w:val="en-GB"/>
               </w:rPr>
-              <w:t>g</w:t>
-            </w:r>
-            <w:r>
-              <w:rPr>
-                <w:i/>
-                <w:lang w:val="en-GB"/>
-              </w:rPr>
-              <w:t>.</w:t>
-            </w:r>
-            <w:proofErr w:type="gramEnd"/>
-            <w:r>
-              <w:rPr>
-                <w:i/>
-                <w:lang w:val="en-GB"/>
-              </w:rPr>
               <w:t xml:space="preserve"> AT01</w:t>
             </w:r>
           </w:p>
           <w:p>
             <w:pPr>
-              <w:pStyle w:val="Akapitzlist"/>
+              <w:pStyle w:val="ListParagraph"/>
               <w:numPr>
                 <w:ilvl w:val="0"/>
                 <w:numId w:val="1"/>
@@ -131,21 +122,27 @@
                 <w:i/>
                 <w:lang w:val="en-GB"/>
               </w:rPr>
-              <w:t xml:space="preserve">the title of the test case, which should define the purpose of the test, </w:t>
-            </w:r>
-            <w:proofErr w:type="gramStart"/>
+              <w:t>the title of the test case, which should define the purpose of the test, e</w:t>
+            </w:r>
             <w:r>
               <w:rPr>
                 <w:i/>
                 <w:lang w:val="en-GB"/>
               </w:rPr>
-              <w:t>e</w:t>
+              <w:t>.</w:t>
             </w:r>
             <w:r>
               <w:rPr>
                 <w:i/>
                 <w:lang w:val="en-GB"/>
               </w:rPr>
+              <w:t>g</w:t>
+            </w:r>
+            <w:r>
+              <w:rPr>
+                <w:i/>
+                <w:lang w:val="en-GB"/>
+              </w:rPr>
               <w:t>.</w:t>
             </w:r>
             <w:r>
@@ -153,27 +150,12 @@
                 <w:i/>
                 <w:lang w:val="en-GB"/>
               </w:rPr>
-              <w:t>g</w:t>
-            </w:r>
-            <w:r>
-              <w:rPr>
-                <w:i/>
-                <w:lang w:val="en-GB"/>
-              </w:rPr>
-              <w:t>.</w:t>
-            </w:r>
-            <w:proofErr w:type="gramEnd"/>
-            <w:r>
-              <w:rPr>
-                <w:i/>
-                <w:lang w:val="en-GB"/>
-              </w:rPr>
               <w:t xml:space="preserve"> logging in as an existing user.</w:t>
             </w:r>
           </w:p>
           <w:p>
             <w:pPr>
-              <w:pStyle w:val="Akapitzlist"/>
+              <w:pStyle w:val="ListParagraph"/>
               <w:numPr>
                 <w:ilvl w:val="0"/>
                 <w:numId w:val="1"/>
@@ -189,28 +171,12 @@
                 <w:i/>
                 <w:lang w:val="en-GB"/>
               </w:rPr>
-              <w:t xml:space="preserve">Preconditions - a list of conditions that define the state of the system before starting the acceptance test, </w:t>
-            </w:r>
-            <w:proofErr w:type="gramStart"/>
-            <w:r>
-              <w:rPr>
-                <w:i/>
-                <w:lang w:val="en-GB"/>
-              </w:rPr>
-              <w:t>e.g.</w:t>
-            </w:r>
-            <w:proofErr w:type="gramEnd"/>
-            <w:r>
-              <w:rPr>
-                <w:i/>
-                <w:lang w:val="en-GB"/>
-              </w:rPr>
-              <w:t xml:space="preserve"> the user is logged in.</w:t>
-            </w:r>
-          </w:p>
-          <w:p>
-            <w:pPr>
-              <w:pStyle w:val="Akapitzlist"/>
+              <w:t>Preconditions - a list of conditions that define the state of the system before starting the acceptance test, e.g. the user is logged in.</w:t>
+            </w:r>
+          </w:p>
+          <w:p>
+            <w:pPr>
+              <w:pStyle w:val="ListParagraph"/>
               <w:numPr>
                 <w:ilvl w:val="0"/>
                 <w:numId w:val="1"/>
@@ -238,7 +204,7 @@
           </w:p>
           <w:p>
             <w:pPr>
-              <w:pStyle w:val="Akapitzlist"/>
+              <w:pStyle w:val="ListParagraph"/>
               <w:numPr>
                 <w:ilvl w:val="1"/>
                 <w:numId w:val="1"/>
@@ -254,28 +220,12 @@
                 <w:i/>
                 <w:lang w:val="en-GB"/>
               </w:rPr>
-              <w:t xml:space="preserve">Action - describe the action to be performed by the tester, </w:t>
-            </w:r>
-            <w:proofErr w:type="gramStart"/>
-            <w:r>
-              <w:rPr>
-                <w:i/>
-                <w:lang w:val="en-GB"/>
-              </w:rPr>
-              <w:t>e.g.</w:t>
-            </w:r>
-            <w:proofErr w:type="gramEnd"/>
-            <w:r>
-              <w:rPr>
-                <w:i/>
-                <w:lang w:val="en-GB"/>
-              </w:rPr>
-              <w:t xml:space="preserve"> enter the name "John" in the field,</w:t>
-            </w:r>
-          </w:p>
-          <w:p>
-            <w:pPr>
-              <w:pStyle w:val="Akapitzlist"/>
+              <w:t>Action - describe the action to be performed by the tester, e.g. enter the name "John" in the field,</w:t>
+            </w:r>
+          </w:p>
+          <w:p>
+            <w:pPr>
+              <w:pStyle w:val="ListParagraph"/>
               <w:numPr>
                 <w:ilvl w:val="1"/>
                 <w:numId w:val="1"/>
@@ -389,7 +339,125 @@
           <w:szCs w:val="20"/>
           <w:lang w:val="en-GB"/>
         </w:rPr>
-        <w:t>What conditions must be met before the test can be performed? For example, what data must be in the system?</w:t>
+        <w:t>User has a browser.</w:t>
+      </w:r>
+    </w:p>
+    <w:p>
+      <w:pPr>
+        <w:numPr>
+          <w:ilvl w:val="0"/>
+          <w:numId w:val="2"/>
+        </w:numPr>
+        <w:suppressAutoHyphens/>
+        <w:spacing w:line="240" w:lineRule="auto"/>
+        <w:rPr>
+          <w:rFonts w:cs="Arial"/>
+          <w:sz w:val="20"/>
+          <w:szCs w:val="20"/>
+          <w:lang w:val="en-GB"/>
+        </w:rPr>
+      </w:pPr>
+      <w:r>
+        <w:rPr>
+          <w:rFonts w:cs="Arial"/>
+          <w:sz w:val="20"/>
+          <w:szCs w:val="20"/>
+          <w:lang w:val="en-GB"/>
+        </w:rPr>
+        <w:t>User has access to internet.</w:t>
+      </w:r>
+    </w:p>
+    <w:p>
+      <w:pPr>
+        <w:numPr>
+          <w:ilvl w:val="0"/>
+          <w:numId w:val="2"/>
+        </w:numPr>
+        <w:suppressAutoHyphens/>
+        <w:spacing w:line="240" w:lineRule="auto"/>
+        <w:rPr>
+          <w:rFonts w:cs="Arial"/>
+          <w:sz w:val="20"/>
+          <w:szCs w:val="20"/>
+          <w:lang w:val="en-GB"/>
+        </w:rPr>
+      </w:pPr>
+      <w:r>
+        <w:rPr>
+          <w:rFonts w:cs="Arial"/>
+          <w:sz w:val="20"/>
+          <w:szCs w:val="20"/>
+          <w:lang w:val="en-GB"/>
+        </w:rPr>
+        <w:t>The application host server is online.</w:t>
+      </w:r>
+    </w:p>
+    <w:p>
+      <w:pPr>
+        <w:numPr>
+          <w:ilvl w:val="0"/>
+          <w:numId w:val="2"/>
+        </w:numPr>
+        <w:suppressAutoHyphens/>
+        <w:spacing w:line="240" w:lineRule="auto"/>
+        <w:rPr>
+          <w:rFonts w:cs="Arial"/>
+          <w:sz w:val="20"/>
+          <w:szCs w:val="20"/>
+          <w:lang w:val="en-GB"/>
+        </w:rPr>
+      </w:pPr>
+      <w:r>
+        <w:rPr>
+          <w:rFonts w:cs="Arial"/>
+          <w:sz w:val="20"/>
+          <w:szCs w:val="20"/>
+          <w:lang w:val="en-GB"/>
+        </w:rPr>
+        <w:t>User is not logged in.</w:t>
+      </w:r>
+    </w:p>
+    <w:p>
+      <w:pPr>
+        <w:numPr>
+          <w:ilvl w:val="0"/>
+          <w:numId w:val="2"/>
+        </w:numPr>
+        <w:suppressAutoHyphens/>
+        <w:spacing w:line="240" w:lineRule="auto"/>
+        <w:rPr>
+          <w:rFonts w:cs="Arial"/>
+          <w:sz w:val="20"/>
+          <w:szCs w:val="20"/>
+          <w:lang w:val="en-GB"/>
+        </w:rPr>
+      </w:pPr>
+      <w:r>
+        <w:rPr>
+          <w:rFonts w:cs="Arial"/>
+          <w:sz w:val="20"/>
+          <w:szCs w:val="20"/>
+          <w:lang w:val="en-GB"/>
+        </w:rPr>
+        <w:t>User provides correct data (</w:t>
+      </w:r>
+      <w:r>
+        <w:rPr>
+          <w:rFonts w:cs="Arial"/>
+          <w:sz w:val="20"/>
+          <w:szCs w:val="20"/>
+          <w:lang w:val="en-GB"/>
+        </w:rPr>
+        <w:t>Personal and Credential</w:t>
+      </w:r>
+      <w:r>
+        <w:rPr>
+          <w:rFonts w:cs="Arial"/>
+          <w:sz w:val="20"/>
+          <w:szCs w:val="20"/>
+          <w:lang w:val="en-GB"/>
+        </w:rPr>
+        <w:t>)</w:t>
       </w:r>
     </w:p>
     <w:p>
@@ -610,26 +678,6 @@
                 <w:lang w:val="en-GB"/>
               </w:rPr>
             </w:pPr>
-            <w:proofErr w:type="gramStart"/>
-            <w:r>
-              <w:rPr>
-                <w:rFonts w:cs="Arial"/>
-                <w:sz w:val="20"/>
-                <w:szCs w:val="20"/>
-                <w:lang w:val="en-GB"/>
-              </w:rPr>
-              <w:t>E.g.</w:t>
-            </w:r>
-            <w:proofErr w:type="gramEnd"/>
-            <w:r>
-              <w:rPr>
-                <w:rFonts w:cs="Arial"/>
-                <w:sz w:val="20"/>
-                <w:szCs w:val="20"/>
-                <w:lang w:val="en-GB"/>
-              </w:rPr>
-              <w:t xml:space="preserve"> </w:t>
-            </w:r>
             <w:r>
               <w:rPr>
                 <w:rFonts w:cs="Arial"/>
@@ -646,16 +694,28 @@
                 <w:szCs w:val="20"/>
                 <w:lang w:val="en-GB"/>
               </w:rPr>
-              <w:t>pen the URL: www.z.pl in Chrome</w:t>
-            </w:r>
-            <w:r>
-              <w:rPr>
-                <w:rFonts w:cs="Arial"/>
-                <w:sz w:val="20"/>
-                <w:szCs w:val="20"/>
-                <w:lang w:val="en-GB"/>
-              </w:rPr>
-              <w:t xml:space="preserve"> browser</w:t>
+              <w:t xml:space="preserve">pen the URL: </w:t>
+            </w:r>
+          </w:p>
+          <w:p>
+            <w:pPr>
+              <w:snapToGrid w:val="0"/>
+              <w:spacing w:line="240" w:lineRule="auto"/>
+              <w:rPr>
+                <w:rFonts w:cs="Arial"/>
+                <w:sz w:val="20"/>
+                <w:szCs w:val="20"/>
+                <w:lang w:val="en-GB"/>
+              </w:rPr>
+            </w:pPr>
+            <w:r>
+              <w:rPr>
+                <w:rFonts w:cs="Arial"/>
+                <w:sz w:val="20"/>
+                <w:szCs w:val="20"/>
+                <w:lang w:val="en-GB"/>
+              </w:rPr>
+              <w:t>http://localhost:8080/accounts/controller</w:t>
             </w:r>
           </w:p>
         </w:tc>
@@ -687,7 +747,141 @@
                 <w:szCs w:val="20"/>
                 <w:lang w:val="en-GB"/>
               </w:rPr>
-              <w:t>The main page of the Z application has appeared (the header of the page contains the inscription ZZZZZ)</w:t>
+              <w:t xml:space="preserve">The home page of </w:t>
+            </w:r>
+            <w:r>
+              <w:rPr>
+                <w:rFonts w:cs="Arial"/>
+                <w:b/>
+                <w:bCs/>
+                <w:sz w:val="20"/>
+                <w:szCs w:val="20"/>
+                <w:lang w:val="en-GB"/>
+              </w:rPr>
+              <w:t xml:space="preserve">Accounts </w:t>
+            </w:r>
+            <w:r>
+              <w:rPr>
+                <w:rFonts w:cs="Arial"/>
+                <w:sz w:val="20"/>
+                <w:szCs w:val="20"/>
+                <w:lang w:val="en-GB"/>
+              </w:rPr>
+              <w:t>application will appear.</w:t>
+            </w:r>
+          </w:p>
+          <w:p>
+            <w:pPr>
+              <w:pStyle w:val="ListParagraph"/>
+              <w:numPr>
+                <w:ilvl w:val="0"/>
+                <w:numId w:val="3"/>
+              </w:numPr>
+              <w:snapToGrid w:val="0"/>
+              <w:spacing w:line="240" w:lineRule="auto"/>
+              <w:rPr>
+                <w:rFonts w:cs="Arial"/>
+                <w:b/>
+                <w:bCs/>
+                <w:sz w:val="16"/>
+                <w:szCs w:val="16"/>
+                <w:lang w:val="en-GB"/>
+              </w:rPr>
+            </w:pPr>
+            <w:r>
+              <w:rPr>
+                <w:b/>
+                <w:bCs/>
+                <w:sz w:val="18"/>
+                <w:szCs w:val="18"/>
+              </w:rPr>
+              <w:t>Accounts App for Acc Tests</w:t>
+            </w:r>
+            <w:r>
+              <w:rPr>
+                <w:b/>
+                <w:bCs/>
+                <w:sz w:val="18"/>
+                <w:szCs w:val="18"/>
+              </w:rPr>
+              <w:t xml:space="preserve"> </w:t>
+            </w:r>
+            <w:r>
+              <w:rPr>
+                <w:sz w:val="18"/>
+                <w:szCs w:val="18"/>
+              </w:rPr>
+              <w:t>(top right)</w:t>
+            </w:r>
+          </w:p>
+          <w:p>
+            <w:pPr>
+              <w:pStyle w:val="ListParagraph"/>
+              <w:numPr>
+                <w:ilvl w:val="0"/>
+                <w:numId w:val="3"/>
+              </w:numPr>
+              <w:snapToGrid w:val="0"/>
+              <w:spacing w:line="240" w:lineRule="auto"/>
+              <w:rPr>
+                <w:rFonts w:cs="Arial"/>
+                <w:b/>
+                <w:bCs/>
+                <w:sz w:val="16"/>
+                <w:szCs w:val="16"/>
+                <w:lang w:val="en-GB"/>
+              </w:rPr>
+            </w:pPr>
+            <w:r>
+              <w:rPr>
+                <w:b/>
+                <w:bCs/>
+                <w:sz w:val="18"/>
+                <w:szCs w:val="18"/>
+              </w:rPr>
+              <w:t xml:space="preserve">Login form </w:t>
+            </w:r>
+            <w:r>
+              <w:rPr>
+                <w:sz w:val="18"/>
+                <w:szCs w:val="18"/>
+              </w:rPr>
+              <w:t>(center)</w:t>
+            </w:r>
+          </w:p>
+          <w:p>
+            <w:pPr>
+              <w:pStyle w:val="ListParagraph"/>
+              <w:numPr>
+                <w:ilvl w:val="0"/>
+                <w:numId w:val="3"/>
+              </w:numPr>
+              <w:snapToGrid w:val="0"/>
+              <w:spacing w:line="240" w:lineRule="auto"/>
+              <w:rPr>
+                <w:rFonts w:cs="Arial"/>
+                <w:b/>
+                <w:bCs/>
+                <w:sz w:val="16"/>
+                <w:szCs w:val="16"/>
+                <w:lang w:val="en-GB"/>
+              </w:rPr>
+            </w:pPr>
+            <w:r>
+              <w:rPr>
+                <w:b/>
+                <w:bCs/>
+                <w:sz w:val="18"/>
+                <w:szCs w:val="18"/>
+              </w:rPr>
+              <w:t xml:space="preserve">Application menu </w:t>
+            </w:r>
+            <w:r>
+              <w:rPr>
+                <w:sz w:val="18"/>
+                <w:szCs w:val="18"/>
+              </w:rPr>
+              <w:t>(left)</w:t>
             </w:r>
           </w:p>
         </w:tc>
@@ -724,32 +918,6 @@
                 <w:lang w:val="en-GB"/>
               </w:rPr>
               <w:t>PASS</w:t>
-            </w:r>
-          </w:p>
-          <w:p>
-            <w:pPr>
-              <w:snapToGrid w:val="0"/>
-              <w:spacing w:line="240" w:lineRule="auto"/>
-              <w:jc w:val="center"/>
-              <w:rPr>
-                <w:rFonts w:cs="Arial"/>
-                <w:b/>
-                <w:color w:val="FF0000"/>
-                <w:sz w:val="20"/>
-                <w:szCs w:val="20"/>
-                <w:lang w:val="en-GB"/>
-              </w:rPr>
-            </w:pPr>
-            <w:r>
-              <w:rPr>
-                <w:rFonts w:cs="Arial"/>
-                <w:b/>
-                <w:color w:val="FF0000"/>
-                <w:sz w:val="20"/>
-                <w:szCs w:val="20"/>
-                <w:lang w:val="en-GB"/>
-              </w:rPr>
-              <w:t>FAIL</w:t>
             </w:r>
           </w:p>
         </w:tc>
@@ -778,163 +946,46 @@
                 <w:lang w:val="en-GB"/>
               </w:rPr>
             </w:pPr>
-            <w:proofErr w:type="gramStart"/>
-            <w:r>
-              <w:rPr>
-                <w:rFonts w:cs="Arial"/>
-                <w:sz w:val="20"/>
-                <w:szCs w:val="20"/>
-                <w:lang w:val="en-GB"/>
-              </w:rPr>
-              <w:t>E.g.</w:t>
-            </w:r>
-            <w:proofErr w:type="gramEnd"/>
-            <w:r>
-              <w:rPr>
-                <w:rFonts w:cs="Arial"/>
-                <w:sz w:val="20"/>
-                <w:szCs w:val="20"/>
-                <w:lang w:val="en-GB"/>
-              </w:rPr>
-              <w:t xml:space="preserve"> Fill in the form X with the following details</w:t>
-            </w:r>
-            <w:r>
-              <w:rPr>
-                <w:rFonts w:cs="Arial"/>
-                <w:sz w:val="20"/>
-                <w:szCs w:val="20"/>
-                <w:lang w:val="en-GB"/>
-              </w:rPr>
-              <w:t>:</w:t>
-            </w:r>
-          </w:p>
-          <w:p>
-            <w:pPr>
-              <w:snapToGrid w:val="0"/>
-              <w:spacing w:line="240" w:lineRule="auto"/>
-              <w:rPr>
-                <w:rFonts w:cs="Arial"/>
-                <w:sz w:val="20"/>
-                <w:szCs w:val="20"/>
-                <w:lang w:val="en-GB"/>
-              </w:rPr>
-            </w:pPr>
-            <w:r>
-              <w:rPr>
-                <w:rFonts w:cs="Arial"/>
-                <w:sz w:val="20"/>
-                <w:szCs w:val="20"/>
-                <w:lang w:val="en-GB"/>
-              </w:rPr>
-              <w:t>House number</w:t>
-            </w:r>
-            <w:r>
-              <w:rPr>
-                <w:rFonts w:cs="Arial"/>
-                <w:sz w:val="20"/>
-                <w:szCs w:val="20"/>
-                <w:lang w:val="en-GB"/>
-              </w:rPr>
-              <w:t xml:space="preserve"> = 1</w:t>
-            </w:r>
-          </w:p>
-          <w:p>
-            <w:pPr>
-              <w:snapToGrid w:val="0"/>
-              <w:spacing w:line="240" w:lineRule="auto"/>
-              <w:rPr>
-                <w:rFonts w:cs="Arial"/>
-                <w:sz w:val="20"/>
-                <w:szCs w:val="20"/>
-                <w:lang w:val="en-GB"/>
-              </w:rPr>
-            </w:pPr>
-            <w:r>
-              <w:rPr>
-                <w:rFonts w:cs="Arial"/>
-                <w:sz w:val="20"/>
-                <w:szCs w:val="20"/>
-                <w:lang w:val="en-GB"/>
-              </w:rPr>
-              <w:t>Apartment number</w:t>
-            </w:r>
-            <w:r>
-              <w:rPr>
-                <w:rFonts w:cs="Arial"/>
-                <w:sz w:val="20"/>
-                <w:szCs w:val="20"/>
-                <w:lang w:val="en-GB"/>
-              </w:rPr>
-              <w:t xml:space="preserve"> = 22</w:t>
-            </w:r>
-          </w:p>
-          <w:p>
-            <w:pPr>
-              <w:snapToGrid w:val="0"/>
-              <w:spacing w:line="240" w:lineRule="auto"/>
-              <w:rPr>
-                <w:rFonts w:cs="Arial"/>
-                <w:sz w:val="20"/>
-                <w:szCs w:val="20"/>
-                <w:lang w:val="en-GB"/>
-              </w:rPr>
-            </w:pPr>
-            <w:r>
-              <w:rPr>
-                <w:rFonts w:cs="Arial"/>
-                <w:sz w:val="20"/>
-                <w:szCs w:val="20"/>
-                <w:lang w:val="en-GB"/>
-              </w:rPr>
-              <w:t>…</w:t>
-            </w:r>
-          </w:p>
-          <w:p>
-            <w:pPr>
-              <w:snapToGrid w:val="0"/>
-              <w:spacing w:line="240" w:lineRule="auto"/>
-              <w:rPr>
-                <w:rFonts w:cs="Arial"/>
-                <w:sz w:val="20"/>
-                <w:szCs w:val="20"/>
-                <w:lang w:val="en-GB"/>
-              </w:rPr>
-            </w:pPr>
-            <w:r>
-              <w:rPr>
-                <w:rFonts w:cs="Arial"/>
-                <w:sz w:val="20"/>
-                <w:szCs w:val="20"/>
-                <w:lang w:val="en-GB"/>
-              </w:rPr>
-              <w:t>Confirm the form with the button</w:t>
-            </w:r>
-            <w:r>
-              <w:rPr>
-                <w:rFonts w:cs="Arial"/>
-                <w:sz w:val="20"/>
-                <w:szCs w:val="20"/>
-                <w:lang w:val="en-GB"/>
-              </w:rPr>
-              <w:t xml:space="preserve"> </w:t>
-            </w:r>
-            <w:r>
-              <w:rPr>
-                <w:rFonts w:cs="Arial"/>
-                <w:sz w:val="20"/>
-                <w:szCs w:val="20"/>
-                <w:lang w:val="en-GB"/>
-              </w:rPr>
-              <w:t>“Save</w:t>
-            </w:r>
-            <w:r>
-              <w:rPr>
-                <w:rFonts w:cs="Arial"/>
-                <w:sz w:val="20"/>
-                <w:szCs w:val="20"/>
-                <w:lang w:val="en-GB"/>
-              </w:rPr>
-              <w:t>”</w:t>
+            <w:r>
+              <w:rPr>
+                <w:rFonts w:cs="Arial"/>
+                <w:sz w:val="20"/>
+                <w:szCs w:val="20"/>
+                <w:lang w:val="en-GB"/>
+              </w:rPr>
+              <w:t>From the application menu:</w:t>
+            </w:r>
+          </w:p>
+          <w:p>
+            <w:pPr>
+              <w:snapToGrid w:val="0"/>
+              <w:spacing w:line="240" w:lineRule="auto"/>
+              <w:rPr>
+                <w:rFonts w:cs="Arial"/>
+                <w:sz w:val="20"/>
+                <w:szCs w:val="20"/>
+                <w:lang w:val="en-GB"/>
+              </w:rPr>
+            </w:pPr>
+            <w:r>
+              <w:rPr>
+                <w:rFonts w:cs="Arial"/>
+                <w:sz w:val="20"/>
+                <w:szCs w:val="20"/>
+                <w:lang w:val="en-GB"/>
+              </w:rPr>
+              <w:t xml:space="preserve">Click </w:t>
+            </w:r>
+            <w:r>
+              <w:rPr>
+                <w:rFonts w:cs="Arial"/>
+                <w:b/>
+                <w:bCs/>
+                <w:sz w:val="20"/>
+                <w:szCs w:val="20"/>
+                <w:lang w:val="en-GB"/>
+              </w:rPr>
+              <w:t>Register</w:t>
             </w:r>
           </w:p>
         </w:tc>
@@ -966,8 +1017,231 @@
                 <w:szCs w:val="20"/>
                 <w:lang w:val="en-GB"/>
               </w:rPr>
-              <w:t>The main page appeared, and the message "incorrect data" was displayed on the information bar</w:t>
-            </w:r>
+              <w:t>Register form page will appear.</w:t>
+            </w:r>
+          </w:p>
+          <w:p>
+            <w:pPr>
+              <w:snapToGrid w:val="0"/>
+              <w:spacing w:line="240" w:lineRule="auto"/>
+              <w:rPr>
+                <w:rFonts w:cs="Arial"/>
+                <w:sz w:val="20"/>
+                <w:szCs w:val="20"/>
+                <w:lang w:val="en-GB"/>
+              </w:rPr>
+            </w:pPr>
+            <w:r>
+              <w:rPr>
+                <w:rFonts w:cs="Arial"/>
+                <w:sz w:val="20"/>
+                <w:szCs w:val="20"/>
+                <w:lang w:val="en-GB"/>
+              </w:rPr>
+              <w:t xml:space="preserve">It has </w:t>
+            </w:r>
+            <w:r>
+              <w:rPr>
+                <w:rFonts w:cs="Arial"/>
+                <w:b/>
+                <w:bCs/>
+                <w:sz w:val="20"/>
+                <w:szCs w:val="20"/>
+                <w:lang w:val="en-GB"/>
+              </w:rPr>
+              <w:t>5 text fields</w:t>
+            </w:r>
+            <w:r>
+              <w:rPr>
+                <w:rFonts w:cs="Arial"/>
+                <w:sz w:val="20"/>
+                <w:szCs w:val="20"/>
+                <w:lang w:val="en-GB"/>
+              </w:rPr>
+              <w:t>:</w:t>
+            </w:r>
+          </w:p>
+          <w:p>
+            <w:pPr>
+              <w:pStyle w:val="ListParagraph"/>
+              <w:numPr>
+                <w:ilvl w:val="0"/>
+                <w:numId w:val="4"/>
+              </w:numPr>
+              <w:snapToGrid w:val="0"/>
+              <w:spacing w:line="240" w:lineRule="auto"/>
+              <w:rPr>
+                <w:rFonts w:cs="Arial"/>
+                <w:b/>
+                <w:bCs/>
+                <w:i/>
+                <w:iCs/>
+                <w:sz w:val="16"/>
+                <w:szCs w:val="16"/>
+                <w:lang w:val="en-GB"/>
+              </w:rPr>
+            </w:pPr>
+            <w:r>
+              <w:rPr>
+                <w:rFonts w:cs="Arial"/>
+                <w:b/>
+                <w:bCs/>
+                <w:i/>
+                <w:iCs/>
+                <w:sz w:val="16"/>
+                <w:szCs w:val="16"/>
+                <w:lang w:val="en-GB"/>
+              </w:rPr>
+              <w:t>username</w:t>
+            </w:r>
+          </w:p>
+          <w:p>
+            <w:pPr>
+              <w:pStyle w:val="ListParagraph"/>
+              <w:numPr>
+                <w:ilvl w:val="0"/>
+                <w:numId w:val="4"/>
+              </w:numPr>
+              <w:snapToGrid w:val="0"/>
+              <w:spacing w:line="240" w:lineRule="auto"/>
+              <w:rPr>
+                <w:rFonts w:cs="Arial"/>
+                <w:b/>
+                <w:bCs/>
+                <w:i/>
+                <w:iCs/>
+                <w:sz w:val="16"/>
+                <w:szCs w:val="16"/>
+                <w:lang w:val="en-GB"/>
+              </w:rPr>
+            </w:pPr>
+            <w:r>
+              <w:rPr>
+                <w:rFonts w:cs="Arial"/>
+                <w:b/>
+                <w:bCs/>
+                <w:i/>
+                <w:iCs/>
+                <w:sz w:val="16"/>
+                <w:szCs w:val="16"/>
+                <w:lang w:val="en-GB"/>
+              </w:rPr>
+              <w:t>password</w:t>
+            </w:r>
+          </w:p>
+          <w:p>
+            <w:pPr>
+              <w:pStyle w:val="ListParagraph"/>
+              <w:numPr>
+                <w:ilvl w:val="0"/>
+                <w:numId w:val="4"/>
+              </w:numPr>
+              <w:snapToGrid w:val="0"/>
+              <w:spacing w:line="240" w:lineRule="auto"/>
+              <w:rPr>
+                <w:rFonts w:cs="Arial"/>
+                <w:b/>
+                <w:bCs/>
+                <w:i/>
+                <w:iCs/>
+                <w:sz w:val="16"/>
+                <w:szCs w:val="16"/>
+                <w:lang w:val="en-GB"/>
+              </w:rPr>
+            </w:pPr>
+            <w:r>
+              <w:rPr>
+                <w:rFonts w:cs="Arial"/>
+                <w:b/>
+                <w:bCs/>
+                <w:i/>
+                <w:iCs/>
+                <w:sz w:val="16"/>
+                <w:szCs w:val="16"/>
+                <w:lang w:val="en-GB"/>
+              </w:rPr>
+              <w:t>repeat password</w:t>
+            </w:r>
+          </w:p>
+          <w:p>
+            <w:pPr>
+              <w:pStyle w:val="ListParagraph"/>
+              <w:numPr>
+                <w:ilvl w:val="0"/>
+                <w:numId w:val="4"/>
+              </w:numPr>
+              <w:snapToGrid w:val="0"/>
+              <w:spacing w:line="240" w:lineRule="auto"/>
+              <w:rPr>
+                <w:rFonts w:cs="Arial"/>
+                <w:b/>
+                <w:bCs/>
+                <w:i/>
+                <w:iCs/>
+                <w:sz w:val="16"/>
+                <w:szCs w:val="16"/>
+                <w:lang w:val="en-GB"/>
+              </w:rPr>
+            </w:pPr>
+            <w:r>
+              <w:rPr>
+                <w:rFonts w:cs="Arial"/>
+                <w:b/>
+                <w:bCs/>
+                <w:i/>
+                <w:iCs/>
+                <w:sz w:val="16"/>
+                <w:szCs w:val="16"/>
+                <w:lang w:val="en-GB"/>
+              </w:rPr>
+              <w:t>name</w:t>
+            </w:r>
+          </w:p>
+          <w:p>
+            <w:pPr>
+              <w:pStyle w:val="ListParagraph"/>
+              <w:numPr>
+                <w:ilvl w:val="0"/>
+                <w:numId w:val="4"/>
+              </w:numPr>
+              <w:snapToGrid w:val="0"/>
+              <w:spacing w:line="240" w:lineRule="auto"/>
+              <w:rPr>
+                <w:rFonts w:cs="Arial"/>
+                <w:b/>
+                <w:bCs/>
+                <w:i/>
+                <w:iCs/>
+                <w:sz w:val="16"/>
+                <w:szCs w:val="16"/>
+                <w:lang w:val="en-GB"/>
+              </w:rPr>
+            </w:pPr>
+            <w:r>
+              <w:rPr>
+                <w:rFonts w:cs="Arial"/>
+                <w:b/>
+                <w:bCs/>
+                <w:i/>
+                <w:iCs/>
+                <w:sz w:val="16"/>
+                <w:szCs w:val="16"/>
+                <w:lang w:val="en-GB"/>
+              </w:rPr>
+              <w:t>address</w:t>
+            </w:r>
+          </w:p>
+          <w:p>
+            <w:pPr>
+              <w:snapToGrid w:val="0"/>
+              <w:spacing w:line="240" w:lineRule="auto"/>
+              <w:rPr>
+                <w:rFonts w:cs="Arial"/>
+                <w:sz w:val="20"/>
+                <w:szCs w:val="20"/>
+                <w:lang w:val="en-GB"/>
+              </w:rPr>
+            </w:pPr>
           </w:p>
         </w:tc>
         <w:tc>
@@ -1003,30 +1277,6 @@
                 <w:lang w:val="en-GB"/>
               </w:rPr>
               <w:t>PASS</w:t>
-            </w:r>
-          </w:p>
-          <w:p>
-            <w:pPr>
-              <w:snapToGrid w:val="0"/>
-              <w:spacing w:line="240" w:lineRule="auto"/>
-              <w:jc w:val="center"/>
-              <w:rPr>
-                <w:rFonts w:cs="Arial"/>
-                <w:sz w:val="20"/>
-                <w:szCs w:val="20"/>
-                <w:lang w:val="en-GB"/>
-              </w:rPr>
-            </w:pPr>
-            <w:r>
-              <w:rPr>
-                <w:rFonts w:cs="Arial"/>
-                <w:b/>
-                <w:color w:val="FF0000"/>
-                <w:sz w:val="20"/>
-                <w:szCs w:val="20"/>
-                <w:lang w:val="en-GB"/>
-              </w:rPr>
-              <w:t>FAIL</w:t>
             </w:r>
           </w:p>
         </w:tc>
@@ -1062,7 +1312,77 @@
                 <w:szCs w:val="20"/>
                 <w:lang w:val="en-GB"/>
               </w:rPr>
-              <w:t>…</w:t>
+              <w:t>Fill the fields with example account information</w:t>
+            </w:r>
+            <w:r>
+              <w:rPr>
+                <w:rFonts w:cs="Arial"/>
+                <w:sz w:val="20"/>
+                <w:szCs w:val="20"/>
+                <w:lang w:val="en-GB"/>
+              </w:rPr>
+              <w:t xml:space="preserve"> that matches the </w:t>
+            </w:r>
+            <w:r>
+              <w:rPr>
+                <w:rFonts w:cs="Arial"/>
+                <w:sz w:val="20"/>
+                <w:szCs w:val="20"/>
+                <w:lang w:val="en-GB"/>
+              </w:rPr>
+              <w:t>requirements.</w:t>
+            </w:r>
+          </w:p>
+          <w:p>
+            <w:pPr>
+              <w:pStyle w:val="ListParagraph"/>
+              <w:numPr>
+                <w:ilvl w:val="0"/>
+                <w:numId w:val="5"/>
+              </w:numPr>
+              <w:snapToGrid w:val="0"/>
+              <w:spacing w:line="240" w:lineRule="auto"/>
+              <w:rPr>
+                <w:rFonts w:cs="Arial"/>
+                <w:sz w:val="20"/>
+                <w:szCs w:val="20"/>
+                <w:lang w:val="en-GB"/>
+              </w:rPr>
+            </w:pPr>
+            <w:r>
+              <w:rPr>
+                <w:rFonts w:cs="Arial"/>
+                <w:sz w:val="20"/>
+                <w:szCs w:val="20"/>
+                <w:lang w:val="en-GB"/>
+              </w:rPr>
+              <w:t>valid name (at least 2 words)</w:t>
+            </w:r>
+          </w:p>
+          <w:p>
+            <w:pPr>
+              <w:pStyle w:val="ListParagraph"/>
+              <w:numPr>
+                <w:ilvl w:val="0"/>
+                <w:numId w:val="5"/>
+              </w:numPr>
+              <w:snapToGrid w:val="0"/>
+              <w:spacing w:line="240" w:lineRule="auto"/>
+              <w:rPr>
+                <w:rFonts w:cs="Arial"/>
+                <w:sz w:val="20"/>
+                <w:szCs w:val="20"/>
+                <w:lang w:val="en-GB"/>
+              </w:rPr>
+            </w:pPr>
+            <w:r>
+              <w:rPr>
+                <w:rFonts w:cs="Arial"/>
+                <w:sz w:val="20"/>
+                <w:szCs w:val="20"/>
+                <w:lang w:val="en-GB"/>
+              </w:rPr>
+              <w:t>matching passwords</w:t>
             </w:r>
           </w:p>
         </w:tc>
@@ -1094,7 +1414,25 @@
                 <w:szCs w:val="20"/>
                 <w:lang w:val="en-GB"/>
               </w:rPr>
-              <w:t>…</w:t>
+              <w:t>Fields must be functional (</w:t>
+            </w:r>
+            <w:r>
+              <w:rPr>
+                <w:rFonts w:cs="Arial"/>
+                <w:sz w:val="20"/>
+                <w:szCs w:val="20"/>
+                <w:lang w:val="en-GB"/>
+              </w:rPr>
+              <w:t>could</w:t>
+            </w:r>
+            <w:r>
+              <w:rPr>
+                <w:rFonts w:cs="Arial"/>
+                <w:sz w:val="20"/>
+                <w:szCs w:val="20"/>
+                <w:lang w:val="en-GB"/>
+              </w:rPr>
+              <w:t xml:space="preserve"> type text in and change it)</w:t>
             </w:r>
           </w:p>
         </w:tc>
@@ -1116,19 +1454,23 @@
               <w:jc w:val="center"/>
               <w:rPr>
                 <w:rFonts w:cs="Arial"/>
-                <w:sz w:val="20"/>
-                <w:szCs w:val="20"/>
-                <w:lang w:val="en-GB"/>
-              </w:rPr>
-            </w:pPr>
-            <w:r>
-              <w:rPr>
-                <w:rFonts w:cs="Arial"/>
-                <w:sz w:val="20"/>
-                <w:szCs w:val="20"/>
-                <w:lang w:val="en-GB"/>
-              </w:rPr>
-              <w:t>…</w:t>
+                <w:b/>
+                <w:bCs/>
+                <w:sz w:val="20"/>
+                <w:szCs w:val="20"/>
+                <w:lang w:val="en-GB"/>
+              </w:rPr>
+            </w:pPr>
+            <w:r>
+              <w:rPr>
+                <w:rFonts w:cs="Arial"/>
+                <w:b/>
+                <w:color w:val="008000"/>
+                <w:sz w:val="20"/>
+                <w:szCs w:val="20"/>
+                <w:lang w:val="en-GB"/>
+              </w:rPr>
+              <w:t>PASS</w:t>
             </w:r>
           </w:p>
         </w:tc>
@@ -1148,23 +1490,26 @@
           </w:tcPr>
           <w:p>
             <w:pPr>
-              <w:snapToGrid w:val="0"/>
-              <w:spacing w:line="240" w:lineRule="auto"/>
-              <w:rPr>
-                <w:rFonts w:cs="Arial"/>
-                <w:sz w:val="20"/>
-                <w:szCs w:val="20"/>
-                <w:lang w:val="en-GB"/>
-              </w:rPr>
-            </w:pPr>
-            <w:r>
-              <w:rPr>
-                <w:rFonts w:cs="Arial"/>
-                <w:sz w:val="20"/>
-                <w:szCs w:val="20"/>
-                <w:lang w:val="en-GB"/>
-              </w:rPr>
-              <w:t>…</w:t>
+              <w:tabs>
+                <w:tab w:val="left" w:pos="528"/>
+              </w:tabs>
+              <w:snapToGrid w:val="0"/>
+              <w:spacing w:line="240" w:lineRule="auto"/>
+              <w:rPr>
+                <w:rFonts w:cs="Arial"/>
+                <w:sz w:val="20"/>
+                <w:szCs w:val="20"/>
+                <w:lang w:val="en-GB"/>
+              </w:rPr>
+            </w:pPr>
+            <w:r>
+              <w:rPr>
+                <w:rFonts w:cs="Arial"/>
+                <w:sz w:val="20"/>
+                <w:szCs w:val="20"/>
+                <w:lang w:val="en-GB"/>
+              </w:rPr>
+              <w:t>Click on Register Button</w:t>
             </w:r>
           </w:p>
         </w:tc>
@@ -1196,7 +1541,27 @@
                 <w:szCs w:val="20"/>
                 <w:lang w:val="en-GB"/>
               </w:rPr>
-              <w:t>…</w:t>
+              <w:t xml:space="preserve">New account has been created and </w:t>
+            </w:r>
+            <w:r>
+              <w:rPr>
+                <w:rFonts w:cs="Arial"/>
+                <w:b/>
+                <w:bCs/>
+                <w:sz w:val="20"/>
+                <w:szCs w:val="20"/>
+                <w:lang w:val="en-GB"/>
+              </w:rPr>
+              <w:t>Login form</w:t>
+            </w:r>
+            <w:r>
+              <w:rPr>
+                <w:rFonts w:cs="Arial"/>
+                <w:sz w:val="20"/>
+                <w:szCs w:val="20"/>
+                <w:lang w:val="en-GB"/>
+              </w:rPr>
+              <w:t xml:space="preserve"> will appear</w:t>
             </w:r>
           </w:p>
         </w:tc>
@@ -1226,113 +1591,13 @@
             <w:r>
               <w:rPr>
                 <w:rFonts w:cs="Arial"/>
-                <w:sz w:val="20"/>
-                <w:szCs w:val="20"/>
-                <w:lang w:val="en-GB"/>
-              </w:rPr>
-              <w:t>…</w:t>
-            </w:r>
-          </w:p>
-        </w:tc>
-      </w:tr>
-      <w:tr>
-        <w:trPr>
-          <w:trHeight w:val="464"/>
-        </w:trPr>
-        <w:tc>
-          <w:tcPr>
-            <w:tcW w:w="3087" w:type="dxa"/>
-            <w:tcBorders>
-              <w:top w:val="single" w:sz="4" w:space="0" w:color="000000"/>
-              <w:left w:val="single" w:sz="4" w:space="0" w:color="000000"/>
-              <w:bottom w:val="single" w:sz="4" w:space="0" w:color="000000"/>
-            </w:tcBorders>
-          </w:tcPr>
-          <w:p>
-            <w:pPr>
-              <w:snapToGrid w:val="0"/>
-              <w:spacing w:line="240" w:lineRule="auto"/>
-              <w:rPr>
-                <w:rFonts w:cs="Arial"/>
-                <w:sz w:val="20"/>
-                <w:szCs w:val="20"/>
-                <w:lang w:val="en-GB"/>
-              </w:rPr>
-            </w:pPr>
-            <w:r>
-              <w:rPr>
-                <w:rFonts w:cs="Arial"/>
-                <w:sz w:val="20"/>
-                <w:szCs w:val="20"/>
-                <w:lang w:val="en-GB"/>
-              </w:rPr>
-              <w:t>…</w:t>
-            </w:r>
-          </w:p>
-        </w:tc>
-        <w:tc>
-          <w:tcPr>
-            <w:tcW w:w="4961" w:type="dxa"/>
-            <w:tcBorders>
-              <w:top w:val="single" w:sz="4" w:space="0" w:color="000000"/>
-              <w:left w:val="single" w:sz="4" w:space="0" w:color="000000"/>
-              <w:bottom w:val="single" w:sz="4" w:space="0" w:color="000000"/>
-              <w:right w:val="single" w:sz="4" w:space="0" w:color="000000"/>
-            </w:tcBorders>
-          </w:tcPr>
-          <w:p>
-            <w:pPr>
-              <w:snapToGrid w:val="0"/>
-              <w:spacing w:line="240" w:lineRule="auto"/>
-              <w:rPr>
-                <w:rFonts w:cs="Arial"/>
-                <w:sz w:val="20"/>
-                <w:szCs w:val="20"/>
-                <w:lang w:val="en-GB"/>
-              </w:rPr>
-            </w:pPr>
-            <w:r>
-              <w:rPr>
-                <w:rFonts w:cs="Arial"/>
-                <w:sz w:val="20"/>
-                <w:szCs w:val="20"/>
-                <w:lang w:val="en-GB"/>
-              </w:rPr>
-              <w:t>…</w:t>
-            </w:r>
-          </w:p>
-        </w:tc>
-        <w:tc>
-          <w:tcPr>
-            <w:tcW w:w="1276" w:type="dxa"/>
-            <w:tcBorders>
-              <w:top w:val="single" w:sz="4" w:space="0" w:color="000000"/>
-              <w:left w:val="single" w:sz="4" w:space="0" w:color="000000"/>
-              <w:bottom w:val="single" w:sz="4" w:space="0" w:color="000000"/>
-              <w:right w:val="single" w:sz="4" w:space="0" w:color="000000"/>
-            </w:tcBorders>
-            <w:vAlign w:val="center"/>
-          </w:tcPr>
-          <w:p>
-            <w:pPr>
-              <w:snapToGrid w:val="0"/>
-              <w:spacing w:line="240" w:lineRule="auto"/>
-              <w:jc w:val="center"/>
-              <w:rPr>
-                <w:rFonts w:cs="Arial"/>
-                <w:sz w:val="20"/>
-                <w:szCs w:val="20"/>
-                <w:lang w:val="en-GB"/>
-              </w:rPr>
-            </w:pPr>
-            <w:r>
-              <w:rPr>
-                <w:rFonts w:cs="Arial"/>
-                <w:sz w:val="20"/>
-                <w:szCs w:val="20"/>
-                <w:lang w:val="en-GB"/>
-              </w:rPr>
-              <w:t>…</w:t>
+                <w:b/>
+                <w:color w:val="008000"/>
+                <w:sz w:val="20"/>
+                <w:szCs w:val="20"/>
+                <w:lang w:val="en-GB"/>
+              </w:rPr>
+              <w:t>PASS</w:t>
             </w:r>
           </w:p>
         </w:tc>
@@ -1360,7 +1625,9 @@
           <w:lang w:val="en-GB"/>
         </w:rPr>
       </w:pPr>
-      <w:r>
+    </w:p>
+    <w:p>
+      <w:pPr>
         <w:rPr>
           <w:rFonts w:cs="Arial"/>
           <w:b/>
@@ -1368,6 +1635,49 @@
           <w:szCs w:val="20"/>
           <w:lang w:val="en-GB"/>
         </w:rPr>
+      </w:pPr>
+    </w:p>
+    <w:p>
+      <w:pPr>
+        <w:rPr>
+          <w:rFonts w:cs="Arial"/>
+          <w:b/>
+          <w:sz w:val="28"/>
+          <w:szCs w:val="20"/>
+          <w:lang w:val="en-GB"/>
+        </w:rPr>
+      </w:pPr>
+    </w:p>
+    <w:p>
+      <w:pPr>
+        <w:rPr>
+          <w:rFonts w:cs="Arial"/>
+          <w:b/>
+          <w:sz w:val="28"/>
+          <w:szCs w:val="20"/>
+          <w:lang w:val="en-GB"/>
+        </w:rPr>
+      </w:pPr>
+    </w:p>
+    <w:p>
+      <w:pPr>
+        <w:rPr>
+          <w:rFonts w:cs="Arial"/>
+          <w:b/>
+          <w:sz w:val="28"/>
+          <w:szCs w:val="20"/>
+          <w:lang w:val="en-GB"/>
+        </w:rPr>
+      </w:pPr>
+      <w:r>
+        <w:rPr>
+          <w:rFonts w:cs="Arial"/>
+          <w:b/>
+          <w:sz w:val="28"/>
+          <w:szCs w:val="20"/>
+          <w:lang w:val="en-GB"/>
+        </w:rPr>
+        <w:lastRenderedPageBreak/>
         <w:t xml:space="preserve">AT02: </w:t>
       </w:r>
       <w:r>
@@ -1444,7 +1754,167 @@
           <w:szCs w:val="20"/>
           <w:lang w:val="en-GB"/>
         </w:rPr>
-        <w:t>What conditions must be met before the test can be performed? For example, what data must be in the system?</w:t>
+        <w:t>User has a browser.</w:t>
+      </w:r>
+    </w:p>
+    <w:p>
+      <w:pPr>
+        <w:numPr>
+          <w:ilvl w:val="0"/>
+          <w:numId w:val="2"/>
+        </w:numPr>
+        <w:suppressAutoHyphens/>
+        <w:spacing w:line="240" w:lineRule="auto"/>
+        <w:rPr>
+          <w:rFonts w:cs="Arial"/>
+          <w:sz w:val="20"/>
+          <w:szCs w:val="20"/>
+          <w:lang w:val="en-GB"/>
+        </w:rPr>
+      </w:pPr>
+      <w:r>
+        <w:rPr>
+          <w:rFonts w:cs="Arial"/>
+          <w:sz w:val="20"/>
+          <w:szCs w:val="20"/>
+          <w:lang w:val="en-GB"/>
+        </w:rPr>
+        <w:t>User has access to internet.</w:t>
+      </w:r>
+    </w:p>
+    <w:p>
+      <w:pPr>
+        <w:numPr>
+          <w:ilvl w:val="0"/>
+          <w:numId w:val="2"/>
+        </w:numPr>
+        <w:suppressAutoHyphens/>
+        <w:spacing w:line="240" w:lineRule="auto"/>
+        <w:rPr>
+          <w:rFonts w:cs="Arial"/>
+          <w:sz w:val="20"/>
+          <w:szCs w:val="20"/>
+          <w:lang w:val="en-GB"/>
+        </w:rPr>
+      </w:pPr>
+      <w:r>
+        <w:rPr>
+          <w:rFonts w:cs="Arial"/>
+          <w:sz w:val="20"/>
+          <w:szCs w:val="20"/>
+          <w:lang w:val="en-GB"/>
+        </w:rPr>
+        <w:t>The application host server is online.</w:t>
+      </w:r>
+    </w:p>
+    <w:p>
+      <w:pPr>
+        <w:numPr>
+          <w:ilvl w:val="0"/>
+          <w:numId w:val="2"/>
+        </w:numPr>
+        <w:suppressAutoHyphens/>
+        <w:spacing w:line="240" w:lineRule="auto"/>
+        <w:rPr>
+          <w:rFonts w:cs="Arial"/>
+          <w:sz w:val="20"/>
+          <w:szCs w:val="20"/>
+          <w:lang w:val="en-GB"/>
+        </w:rPr>
+      </w:pPr>
+      <w:r>
+        <w:rPr>
+          <w:rFonts w:cs="Arial"/>
+          <w:sz w:val="20"/>
+          <w:szCs w:val="20"/>
+          <w:lang w:val="en-GB"/>
+        </w:rPr>
+        <w:t>User is not logged in.</w:t>
+      </w:r>
+    </w:p>
+    <w:p>
+      <w:pPr>
+        <w:numPr>
+          <w:ilvl w:val="0"/>
+          <w:numId w:val="2"/>
+        </w:numPr>
+        <w:suppressAutoHyphens/>
+        <w:spacing w:line="240" w:lineRule="auto"/>
+        <w:rPr>
+          <w:rFonts w:cs="Arial"/>
+          <w:sz w:val="20"/>
+          <w:szCs w:val="20"/>
+          <w:lang w:val="en-GB"/>
+        </w:rPr>
+      </w:pPr>
+      <w:r>
+        <w:rPr>
+          <w:rFonts w:cs="Arial"/>
+          <w:sz w:val="20"/>
+          <w:szCs w:val="20"/>
+          <w:lang w:val="en-GB"/>
+        </w:rPr>
+        <w:t xml:space="preserve">User provides </w:t>
+      </w:r>
+      <w:r>
+        <w:rPr>
+          <w:rFonts w:cs="Arial"/>
+          <w:sz w:val="20"/>
+          <w:szCs w:val="20"/>
+          <w:lang w:val="en-GB"/>
+        </w:rPr>
+        <w:t>In</w:t>
+      </w:r>
+      <w:r>
+        <w:rPr>
+          <w:rFonts w:cs="Arial"/>
+          <w:sz w:val="20"/>
+          <w:szCs w:val="20"/>
+          <w:lang w:val="en-GB"/>
+        </w:rPr>
+        <w:t>correct data (</w:t>
+      </w:r>
+      <w:r>
+        <w:rPr>
+          <w:rFonts w:cs="Arial"/>
+          <w:b/>
+          <w:bCs/>
+          <w:sz w:val="20"/>
+          <w:szCs w:val="20"/>
+          <w:lang w:val="en-GB"/>
+        </w:rPr>
+        <w:t xml:space="preserve">password fields </w:t>
+      </w:r>
+      <w:r>
+        <w:rPr>
+          <w:rFonts w:cs="Arial"/>
+          <w:b/>
+          <w:bCs/>
+          <w:sz w:val="20"/>
+          <w:szCs w:val="20"/>
+          <w:lang w:val="en-GB"/>
+        </w:rPr>
+        <w:t>dont</w:t>
+      </w:r>
+      <w:r>
+        <w:rPr>
+          <w:rFonts w:cs="Arial"/>
+          <w:b/>
+          <w:bCs/>
+          <w:sz w:val="20"/>
+          <w:szCs w:val="20"/>
+          <w:lang w:val="en-GB"/>
+        </w:rPr>
+        <w:t xml:space="preserve"> match</w:t>
+      </w:r>
+      <w:r>
+        <w:rPr>
+          <w:rFonts w:cs="Arial"/>
+          <w:sz w:val="20"/>
+          <w:szCs w:val="20"/>
+          <w:lang w:val="en-GB"/>
+        </w:rPr>
+        <w:t>)</w:t>
       </w:r>
     </w:p>
     <w:p>
@@ -1498,6 +1968,7 @@
         <w:spacing w:line="240" w:lineRule="auto"/>
         <w:rPr>
           <w:rFonts w:cs="Arial"/>
+          <w:b/>
           <w:sz w:val="20"/>
           <w:szCs w:val="20"/>
           <w:lang w:val="en-GB"/>
@@ -1665,26 +2136,6 @@
                 <w:lang w:val="en-GB"/>
               </w:rPr>
             </w:pPr>
-            <w:proofErr w:type="gramStart"/>
-            <w:r>
-              <w:rPr>
-                <w:rFonts w:cs="Arial"/>
-                <w:sz w:val="20"/>
-                <w:szCs w:val="20"/>
-                <w:lang w:val="en-GB"/>
-              </w:rPr>
-              <w:t>E.g.</w:t>
-            </w:r>
-            <w:proofErr w:type="gramEnd"/>
-            <w:r>
-              <w:rPr>
-                <w:rFonts w:cs="Arial"/>
-                <w:sz w:val="20"/>
-                <w:szCs w:val="20"/>
-                <w:lang w:val="en-GB"/>
-              </w:rPr>
-              <w:t xml:space="preserve"> </w:t>
-            </w:r>
             <w:r>
               <w:rPr>
                 <w:rFonts w:cs="Arial"/>
@@ -1701,16 +2152,28 @@
                 <w:szCs w:val="20"/>
                 <w:lang w:val="en-GB"/>
               </w:rPr>
-              <w:t>pen the URL: www.z.pl in Chrome</w:t>
-            </w:r>
-            <w:r>
-              <w:rPr>
-                <w:rFonts w:cs="Arial"/>
-                <w:sz w:val="20"/>
-                <w:szCs w:val="20"/>
-                <w:lang w:val="en-GB"/>
-              </w:rPr>
-              <w:t xml:space="preserve"> browser</w:t>
+              <w:t xml:space="preserve">pen the URL: </w:t>
+            </w:r>
+          </w:p>
+          <w:p>
+            <w:pPr>
+              <w:snapToGrid w:val="0"/>
+              <w:spacing w:line="240" w:lineRule="auto"/>
+              <w:rPr>
+                <w:rFonts w:cs="Arial"/>
+                <w:sz w:val="20"/>
+                <w:szCs w:val="20"/>
+                <w:lang w:val="en-GB"/>
+              </w:rPr>
+            </w:pPr>
+            <w:r>
+              <w:rPr>
+                <w:rFonts w:cs="Arial"/>
+                <w:sz w:val="20"/>
+                <w:szCs w:val="20"/>
+                <w:lang w:val="en-GB"/>
+              </w:rPr>
+              <w:t>http://localhost:8080/accounts/controller</w:t>
             </w:r>
           </w:p>
         </w:tc>
@@ -1742,7 +2205,141 @@
                 <w:szCs w:val="20"/>
                 <w:lang w:val="en-GB"/>
               </w:rPr>
-              <w:t>The main page of the Z application has appeared (the header of the page contains the inscription ZZZZZ)</w:t>
+              <w:t xml:space="preserve">The home page of </w:t>
+            </w:r>
+            <w:r>
+              <w:rPr>
+                <w:rFonts w:cs="Arial"/>
+                <w:b/>
+                <w:bCs/>
+                <w:sz w:val="20"/>
+                <w:szCs w:val="20"/>
+                <w:lang w:val="en-GB"/>
+              </w:rPr>
+              <w:t xml:space="preserve">Accounts </w:t>
+            </w:r>
+            <w:r>
+              <w:rPr>
+                <w:rFonts w:cs="Arial"/>
+                <w:sz w:val="20"/>
+                <w:szCs w:val="20"/>
+                <w:lang w:val="en-GB"/>
+              </w:rPr>
+              <w:t>application will appear.</w:t>
+            </w:r>
+          </w:p>
+          <w:p>
+            <w:pPr>
+              <w:pStyle w:val="ListParagraph"/>
+              <w:numPr>
+                <w:ilvl w:val="0"/>
+                <w:numId w:val="3"/>
+              </w:numPr>
+              <w:snapToGrid w:val="0"/>
+              <w:spacing w:line="240" w:lineRule="auto"/>
+              <w:rPr>
+                <w:rFonts w:cs="Arial"/>
+                <w:b/>
+                <w:bCs/>
+                <w:sz w:val="16"/>
+                <w:szCs w:val="16"/>
+                <w:lang w:val="en-GB"/>
+              </w:rPr>
+            </w:pPr>
+            <w:r>
+              <w:rPr>
+                <w:b/>
+                <w:bCs/>
+                <w:sz w:val="18"/>
+                <w:szCs w:val="18"/>
+              </w:rPr>
+              <w:t>Accounts App for Acc Tests</w:t>
+            </w:r>
+            <w:r>
+              <w:rPr>
+                <w:b/>
+                <w:bCs/>
+                <w:sz w:val="18"/>
+                <w:szCs w:val="18"/>
+              </w:rPr>
+              <w:t xml:space="preserve"> </w:t>
+            </w:r>
+            <w:r>
+              <w:rPr>
+                <w:sz w:val="18"/>
+                <w:szCs w:val="18"/>
+              </w:rPr>
+              <w:t>(top right)</w:t>
+            </w:r>
+          </w:p>
+          <w:p>
+            <w:pPr>
+              <w:pStyle w:val="ListParagraph"/>
+              <w:numPr>
+                <w:ilvl w:val="0"/>
+                <w:numId w:val="3"/>
+              </w:numPr>
+              <w:snapToGrid w:val="0"/>
+              <w:spacing w:line="240" w:lineRule="auto"/>
+              <w:rPr>
+                <w:rFonts w:cs="Arial"/>
+                <w:b/>
+                <w:bCs/>
+                <w:sz w:val="16"/>
+                <w:szCs w:val="16"/>
+                <w:lang w:val="en-GB"/>
+              </w:rPr>
+            </w:pPr>
+            <w:r>
+              <w:rPr>
+                <w:b/>
+                <w:bCs/>
+                <w:sz w:val="18"/>
+                <w:szCs w:val="18"/>
+              </w:rPr>
+              <w:t xml:space="preserve">Login form </w:t>
+            </w:r>
+            <w:r>
+              <w:rPr>
+                <w:sz w:val="18"/>
+                <w:szCs w:val="18"/>
+              </w:rPr>
+              <w:t>(center)</w:t>
+            </w:r>
+          </w:p>
+          <w:p>
+            <w:pPr>
+              <w:pStyle w:val="ListParagraph"/>
+              <w:numPr>
+                <w:ilvl w:val="0"/>
+                <w:numId w:val="3"/>
+              </w:numPr>
+              <w:snapToGrid w:val="0"/>
+              <w:spacing w:line="240" w:lineRule="auto"/>
+              <w:rPr>
+                <w:rFonts w:cs="Arial"/>
+                <w:b/>
+                <w:bCs/>
+                <w:sz w:val="16"/>
+                <w:szCs w:val="16"/>
+                <w:lang w:val="en-GB"/>
+              </w:rPr>
+            </w:pPr>
+            <w:r>
+              <w:rPr>
+                <w:b/>
+                <w:bCs/>
+                <w:sz w:val="18"/>
+                <w:szCs w:val="18"/>
+              </w:rPr>
+              <w:t xml:space="preserve">Application menu </w:t>
+            </w:r>
+            <w:r>
+              <w:rPr>
+                <w:sz w:val="18"/>
+                <w:szCs w:val="18"/>
+              </w:rPr>
+              <w:t>(left)</w:t>
             </w:r>
           </w:p>
         </w:tc>
@@ -1779,32 +2376,6 @@
                 <w:lang w:val="en-GB"/>
               </w:rPr>
               <w:t>PASS</w:t>
-            </w:r>
-          </w:p>
-          <w:p>
-            <w:pPr>
-              <w:snapToGrid w:val="0"/>
-              <w:spacing w:line="240" w:lineRule="auto"/>
-              <w:jc w:val="center"/>
-              <w:rPr>
-                <w:rFonts w:cs="Arial"/>
-                <w:b/>
-                <w:color w:val="FF0000"/>
-                <w:sz w:val="20"/>
-                <w:szCs w:val="20"/>
-                <w:lang w:val="en-GB"/>
-              </w:rPr>
-            </w:pPr>
-            <w:r>
-              <w:rPr>
-                <w:rFonts w:cs="Arial"/>
-                <w:b/>
-                <w:color w:val="FF0000"/>
-                <w:sz w:val="20"/>
-                <w:szCs w:val="20"/>
-                <w:lang w:val="en-GB"/>
-              </w:rPr>
-              <w:t>FAIL</w:t>
             </w:r>
           </w:p>
         </w:tc>
@@ -1833,164 +2404,46 @@
                 <w:lang w:val="en-GB"/>
               </w:rPr>
             </w:pPr>
-            <w:proofErr w:type="gramStart"/>
-            <w:r>
-              <w:rPr>
-                <w:rFonts w:cs="Arial"/>
-                <w:sz w:val="20"/>
-                <w:szCs w:val="20"/>
-                <w:lang w:val="en-GB"/>
-              </w:rPr>
-              <w:lastRenderedPageBreak/>
-              <w:t>E.g.</w:t>
-            </w:r>
-            <w:proofErr w:type="gramEnd"/>
-            <w:r>
-              <w:rPr>
-                <w:rFonts w:cs="Arial"/>
-                <w:sz w:val="20"/>
-                <w:szCs w:val="20"/>
-                <w:lang w:val="en-GB"/>
-              </w:rPr>
-              <w:t xml:space="preserve"> Fill in the form X with the following details</w:t>
-            </w:r>
-            <w:r>
-              <w:rPr>
-                <w:rFonts w:cs="Arial"/>
-                <w:sz w:val="20"/>
-                <w:szCs w:val="20"/>
-                <w:lang w:val="en-GB"/>
-              </w:rPr>
-              <w:t>:</w:t>
-            </w:r>
-          </w:p>
-          <w:p>
-            <w:pPr>
-              <w:snapToGrid w:val="0"/>
-              <w:spacing w:line="240" w:lineRule="auto"/>
-              <w:rPr>
-                <w:rFonts w:cs="Arial"/>
-                <w:sz w:val="20"/>
-                <w:szCs w:val="20"/>
-                <w:lang w:val="en-GB"/>
-              </w:rPr>
-            </w:pPr>
-            <w:r>
-              <w:rPr>
-                <w:rFonts w:cs="Arial"/>
-                <w:sz w:val="20"/>
-                <w:szCs w:val="20"/>
-                <w:lang w:val="en-GB"/>
-              </w:rPr>
-              <w:t>House number</w:t>
-            </w:r>
-            <w:r>
-              <w:rPr>
-                <w:rFonts w:cs="Arial"/>
-                <w:sz w:val="20"/>
-                <w:szCs w:val="20"/>
-                <w:lang w:val="en-GB"/>
-              </w:rPr>
-              <w:t xml:space="preserve"> = 1</w:t>
-            </w:r>
-          </w:p>
-          <w:p>
-            <w:pPr>
-              <w:snapToGrid w:val="0"/>
-              <w:spacing w:line="240" w:lineRule="auto"/>
-              <w:rPr>
-                <w:rFonts w:cs="Arial"/>
-                <w:sz w:val="20"/>
-                <w:szCs w:val="20"/>
-                <w:lang w:val="en-GB"/>
-              </w:rPr>
-            </w:pPr>
-            <w:r>
-              <w:rPr>
-                <w:rFonts w:cs="Arial"/>
-                <w:sz w:val="20"/>
-                <w:szCs w:val="20"/>
-                <w:lang w:val="en-GB"/>
-              </w:rPr>
-              <w:t>Apartment number</w:t>
-            </w:r>
-            <w:r>
-              <w:rPr>
-                <w:rFonts w:cs="Arial"/>
-                <w:sz w:val="20"/>
-                <w:szCs w:val="20"/>
-                <w:lang w:val="en-GB"/>
-              </w:rPr>
-              <w:t xml:space="preserve"> = 22</w:t>
-            </w:r>
-          </w:p>
-          <w:p>
-            <w:pPr>
-              <w:snapToGrid w:val="0"/>
-              <w:spacing w:line="240" w:lineRule="auto"/>
-              <w:rPr>
-                <w:rFonts w:cs="Arial"/>
-                <w:sz w:val="20"/>
-                <w:szCs w:val="20"/>
-                <w:lang w:val="en-GB"/>
-              </w:rPr>
-            </w:pPr>
-            <w:r>
-              <w:rPr>
-                <w:rFonts w:cs="Arial"/>
-                <w:sz w:val="20"/>
-                <w:szCs w:val="20"/>
-                <w:lang w:val="en-GB"/>
-              </w:rPr>
-              <w:t>…</w:t>
-            </w:r>
-          </w:p>
-          <w:p>
-            <w:pPr>
-              <w:snapToGrid w:val="0"/>
-              <w:spacing w:line="240" w:lineRule="auto"/>
-              <w:rPr>
-                <w:rFonts w:cs="Arial"/>
-                <w:sz w:val="20"/>
-                <w:szCs w:val="20"/>
-                <w:lang w:val="en-GB"/>
-              </w:rPr>
-            </w:pPr>
-            <w:r>
-              <w:rPr>
-                <w:rFonts w:cs="Arial"/>
-                <w:sz w:val="20"/>
-                <w:szCs w:val="20"/>
-                <w:lang w:val="en-GB"/>
-              </w:rPr>
-              <w:t>Confirm the form with the button</w:t>
-            </w:r>
-            <w:r>
-              <w:rPr>
-                <w:rFonts w:cs="Arial"/>
-                <w:sz w:val="20"/>
-                <w:szCs w:val="20"/>
-                <w:lang w:val="en-GB"/>
-              </w:rPr>
-              <w:t xml:space="preserve"> </w:t>
-            </w:r>
-            <w:r>
-              <w:rPr>
-                <w:rFonts w:cs="Arial"/>
-                <w:sz w:val="20"/>
-                <w:szCs w:val="20"/>
-                <w:lang w:val="en-GB"/>
-              </w:rPr>
-              <w:t>“Save</w:t>
-            </w:r>
-            <w:r>
-              <w:rPr>
-                <w:rFonts w:cs="Arial"/>
-                <w:sz w:val="20"/>
-                <w:szCs w:val="20"/>
-                <w:lang w:val="en-GB"/>
-              </w:rPr>
-              <w:t>”</w:t>
+            <w:r>
+              <w:rPr>
+                <w:rFonts w:cs="Arial"/>
+                <w:sz w:val="20"/>
+                <w:szCs w:val="20"/>
+                <w:lang w:val="en-GB"/>
+              </w:rPr>
+              <w:t>From the application menu:</w:t>
+            </w:r>
+          </w:p>
+          <w:p>
+            <w:pPr>
+              <w:snapToGrid w:val="0"/>
+              <w:spacing w:line="240" w:lineRule="auto"/>
+              <w:rPr>
+                <w:rFonts w:cs="Arial"/>
+                <w:sz w:val="20"/>
+                <w:szCs w:val="20"/>
+                <w:lang w:val="en-GB"/>
+              </w:rPr>
+            </w:pPr>
+            <w:r>
+              <w:rPr>
+                <w:rFonts w:cs="Arial"/>
+                <w:sz w:val="20"/>
+                <w:szCs w:val="20"/>
+                <w:lang w:val="en-GB"/>
+              </w:rPr>
+              <w:t xml:space="preserve">Click </w:t>
+            </w:r>
+            <w:r>
+              <w:rPr>
+                <w:rFonts w:cs="Arial"/>
+                <w:b/>
+                <w:bCs/>
+                <w:sz w:val="20"/>
+                <w:szCs w:val="20"/>
+                <w:lang w:val="en-GB"/>
+              </w:rPr>
+              <w:t>Register</w:t>
             </w:r>
           </w:p>
         </w:tc>
@@ -2022,8 +2475,231 @@
                 <w:szCs w:val="20"/>
                 <w:lang w:val="en-GB"/>
               </w:rPr>
-              <w:t>The main page appeared, and the message "incorrect data" was displayed on the information bar</w:t>
-            </w:r>
+              <w:t>Register form page will appear.</w:t>
+            </w:r>
+          </w:p>
+          <w:p>
+            <w:pPr>
+              <w:snapToGrid w:val="0"/>
+              <w:spacing w:line="240" w:lineRule="auto"/>
+              <w:rPr>
+                <w:rFonts w:cs="Arial"/>
+                <w:sz w:val="20"/>
+                <w:szCs w:val="20"/>
+                <w:lang w:val="en-GB"/>
+              </w:rPr>
+            </w:pPr>
+            <w:r>
+              <w:rPr>
+                <w:rFonts w:cs="Arial"/>
+                <w:sz w:val="20"/>
+                <w:szCs w:val="20"/>
+                <w:lang w:val="en-GB"/>
+              </w:rPr>
+              <w:t xml:space="preserve">It has </w:t>
+            </w:r>
+            <w:r>
+              <w:rPr>
+                <w:rFonts w:cs="Arial"/>
+                <w:b/>
+                <w:bCs/>
+                <w:sz w:val="20"/>
+                <w:szCs w:val="20"/>
+                <w:lang w:val="en-GB"/>
+              </w:rPr>
+              <w:t>5 text fields</w:t>
+            </w:r>
+            <w:r>
+              <w:rPr>
+                <w:rFonts w:cs="Arial"/>
+                <w:sz w:val="20"/>
+                <w:szCs w:val="20"/>
+                <w:lang w:val="en-GB"/>
+              </w:rPr>
+              <w:t>:</w:t>
+            </w:r>
+          </w:p>
+          <w:p>
+            <w:pPr>
+              <w:pStyle w:val="ListParagraph"/>
+              <w:numPr>
+                <w:ilvl w:val="0"/>
+                <w:numId w:val="4"/>
+              </w:numPr>
+              <w:snapToGrid w:val="0"/>
+              <w:spacing w:line="240" w:lineRule="auto"/>
+              <w:rPr>
+                <w:rFonts w:cs="Arial"/>
+                <w:b/>
+                <w:bCs/>
+                <w:i/>
+                <w:iCs/>
+                <w:sz w:val="16"/>
+                <w:szCs w:val="16"/>
+                <w:lang w:val="en-GB"/>
+              </w:rPr>
+            </w:pPr>
+            <w:r>
+              <w:rPr>
+                <w:rFonts w:cs="Arial"/>
+                <w:b/>
+                <w:bCs/>
+                <w:i/>
+                <w:iCs/>
+                <w:sz w:val="16"/>
+                <w:szCs w:val="16"/>
+                <w:lang w:val="en-GB"/>
+              </w:rPr>
+              <w:t>username</w:t>
+            </w:r>
+          </w:p>
+          <w:p>
+            <w:pPr>
+              <w:pStyle w:val="ListParagraph"/>
+              <w:numPr>
+                <w:ilvl w:val="0"/>
+                <w:numId w:val="4"/>
+              </w:numPr>
+              <w:snapToGrid w:val="0"/>
+              <w:spacing w:line="240" w:lineRule="auto"/>
+              <w:rPr>
+                <w:rFonts w:cs="Arial"/>
+                <w:b/>
+                <w:bCs/>
+                <w:i/>
+                <w:iCs/>
+                <w:sz w:val="16"/>
+                <w:szCs w:val="16"/>
+                <w:lang w:val="en-GB"/>
+              </w:rPr>
+            </w:pPr>
+            <w:r>
+              <w:rPr>
+                <w:rFonts w:cs="Arial"/>
+                <w:b/>
+                <w:bCs/>
+                <w:i/>
+                <w:iCs/>
+                <w:sz w:val="16"/>
+                <w:szCs w:val="16"/>
+                <w:lang w:val="en-GB"/>
+              </w:rPr>
+              <w:t>password</w:t>
+            </w:r>
+          </w:p>
+          <w:p>
+            <w:pPr>
+              <w:pStyle w:val="ListParagraph"/>
+              <w:numPr>
+                <w:ilvl w:val="0"/>
+                <w:numId w:val="4"/>
+              </w:numPr>
+              <w:snapToGrid w:val="0"/>
+              <w:spacing w:line="240" w:lineRule="auto"/>
+              <w:rPr>
+                <w:rFonts w:cs="Arial"/>
+                <w:b/>
+                <w:bCs/>
+                <w:i/>
+                <w:iCs/>
+                <w:sz w:val="16"/>
+                <w:szCs w:val="16"/>
+                <w:lang w:val="en-GB"/>
+              </w:rPr>
+            </w:pPr>
+            <w:r>
+              <w:rPr>
+                <w:rFonts w:cs="Arial"/>
+                <w:b/>
+                <w:bCs/>
+                <w:i/>
+                <w:iCs/>
+                <w:sz w:val="16"/>
+                <w:szCs w:val="16"/>
+                <w:lang w:val="en-GB"/>
+              </w:rPr>
+              <w:t>repeat password</w:t>
+            </w:r>
+          </w:p>
+          <w:p>
+            <w:pPr>
+              <w:pStyle w:val="ListParagraph"/>
+              <w:numPr>
+                <w:ilvl w:val="0"/>
+                <w:numId w:val="4"/>
+              </w:numPr>
+              <w:snapToGrid w:val="0"/>
+              <w:spacing w:line="240" w:lineRule="auto"/>
+              <w:rPr>
+                <w:rFonts w:cs="Arial"/>
+                <w:b/>
+                <w:bCs/>
+                <w:i/>
+                <w:iCs/>
+                <w:sz w:val="16"/>
+                <w:szCs w:val="16"/>
+                <w:lang w:val="en-GB"/>
+              </w:rPr>
+            </w:pPr>
+            <w:r>
+              <w:rPr>
+                <w:rFonts w:cs="Arial"/>
+                <w:b/>
+                <w:bCs/>
+                <w:i/>
+                <w:iCs/>
+                <w:sz w:val="16"/>
+                <w:szCs w:val="16"/>
+                <w:lang w:val="en-GB"/>
+              </w:rPr>
+              <w:t>name</w:t>
+            </w:r>
+          </w:p>
+          <w:p>
+            <w:pPr>
+              <w:pStyle w:val="ListParagraph"/>
+              <w:numPr>
+                <w:ilvl w:val="0"/>
+                <w:numId w:val="4"/>
+              </w:numPr>
+              <w:snapToGrid w:val="0"/>
+              <w:spacing w:line="240" w:lineRule="auto"/>
+              <w:rPr>
+                <w:rFonts w:cs="Arial"/>
+                <w:b/>
+                <w:bCs/>
+                <w:i/>
+                <w:iCs/>
+                <w:sz w:val="16"/>
+                <w:szCs w:val="16"/>
+                <w:lang w:val="en-GB"/>
+              </w:rPr>
+            </w:pPr>
+            <w:r>
+              <w:rPr>
+                <w:rFonts w:cs="Arial"/>
+                <w:b/>
+                <w:bCs/>
+                <w:i/>
+                <w:iCs/>
+                <w:sz w:val="16"/>
+                <w:szCs w:val="16"/>
+                <w:lang w:val="en-GB"/>
+              </w:rPr>
+              <w:t>address</w:t>
+            </w:r>
+          </w:p>
+          <w:p>
+            <w:pPr>
+              <w:snapToGrid w:val="0"/>
+              <w:spacing w:line="240" w:lineRule="auto"/>
+              <w:rPr>
+                <w:rFonts w:cs="Arial"/>
+                <w:sz w:val="20"/>
+                <w:szCs w:val="20"/>
+                <w:lang w:val="en-GB"/>
+              </w:rPr>
+            </w:pPr>
           </w:p>
         </w:tc>
         <w:tc>
@@ -2059,30 +2735,6 @@
                 <w:lang w:val="en-GB"/>
               </w:rPr>
               <w:t>PASS</w:t>
-            </w:r>
-          </w:p>
-          <w:p>
-            <w:pPr>
-              <w:snapToGrid w:val="0"/>
-              <w:spacing w:line="240" w:lineRule="auto"/>
-              <w:jc w:val="center"/>
-              <w:rPr>
-                <w:rFonts w:cs="Arial"/>
-                <w:sz w:val="20"/>
-                <w:szCs w:val="20"/>
-                <w:lang w:val="en-GB"/>
-              </w:rPr>
-            </w:pPr>
-            <w:r>
-              <w:rPr>
-                <w:rFonts w:cs="Arial"/>
-                <w:b/>
-                <w:color w:val="FF0000"/>
-                <w:sz w:val="20"/>
-                <w:szCs w:val="20"/>
-                <w:lang w:val="en-GB"/>
-              </w:rPr>
-              <w:t>FAIL</w:t>
             </w:r>
           </w:p>
         </w:tc>
@@ -2118,7 +2770,79 @@
                 <w:szCs w:val="20"/>
                 <w:lang w:val="en-GB"/>
               </w:rPr>
-              <w:t>…</w:t>
+              <w:t>Fill the fields with example account information that matches the requirements.</w:t>
+            </w:r>
+          </w:p>
+          <w:p>
+            <w:pPr>
+              <w:pStyle w:val="ListParagraph"/>
+              <w:numPr>
+                <w:ilvl w:val="0"/>
+                <w:numId w:val="5"/>
+              </w:numPr>
+              <w:snapToGrid w:val="0"/>
+              <w:spacing w:line="240" w:lineRule="auto"/>
+              <w:rPr>
+                <w:rFonts w:cs="Arial"/>
+                <w:sz w:val="20"/>
+                <w:szCs w:val="20"/>
+                <w:lang w:val="en-GB"/>
+              </w:rPr>
+            </w:pPr>
+            <w:r>
+              <w:rPr>
+                <w:rFonts w:cs="Arial"/>
+                <w:sz w:val="20"/>
+                <w:szCs w:val="20"/>
+                <w:lang w:val="en-GB"/>
+              </w:rPr>
+              <w:t>valid name (at least 2 words)</w:t>
+            </w:r>
+          </w:p>
+          <w:p>
+            <w:pPr>
+              <w:pStyle w:val="ListParagraph"/>
+              <w:numPr>
+                <w:ilvl w:val="0"/>
+                <w:numId w:val="5"/>
+              </w:numPr>
+              <w:snapToGrid w:val="0"/>
+              <w:spacing w:line="240" w:lineRule="auto"/>
+              <w:rPr>
+                <w:rFonts w:cs="Arial"/>
+                <w:sz w:val="20"/>
+                <w:szCs w:val="20"/>
+                <w:lang w:val="en-GB"/>
+              </w:rPr>
+            </w:pPr>
+            <w:r>
+              <w:rPr>
+                <w:rFonts w:cs="Arial"/>
+                <w:b/>
+                <w:bCs/>
+                <w:sz w:val="20"/>
+                <w:szCs w:val="20"/>
+                <w:lang w:val="en-GB"/>
+              </w:rPr>
+              <w:t>non</w:t>
+            </w:r>
+            <w:r>
+              <w:rPr>
+                <w:rFonts w:cs="Arial"/>
+                <w:sz w:val="20"/>
+                <w:szCs w:val="20"/>
+                <w:lang w:val="en-GB"/>
+              </w:rPr>
+              <w:t>matching</w:t>
+            </w:r>
+            <w:r>
+              <w:rPr>
+                <w:rFonts w:cs="Arial"/>
+                <w:sz w:val="20"/>
+                <w:szCs w:val="20"/>
+                <w:lang w:val="en-GB"/>
+              </w:rPr>
+              <w:t xml:space="preserve"> passwords</w:t>
             </w:r>
           </w:p>
         </w:tc>
@@ -2150,7 +2874,25 @@
                 <w:szCs w:val="20"/>
                 <w:lang w:val="en-GB"/>
               </w:rPr>
-              <w:t>…</w:t>
+              <w:t>Fields must be functional (</w:t>
+            </w:r>
+            <w:r>
+              <w:rPr>
+                <w:rFonts w:cs="Arial"/>
+                <w:sz w:val="20"/>
+                <w:szCs w:val="20"/>
+                <w:lang w:val="en-GB"/>
+              </w:rPr>
+              <w:t>could</w:t>
+            </w:r>
+            <w:r>
+              <w:rPr>
+                <w:rFonts w:cs="Arial"/>
+                <w:sz w:val="20"/>
+                <w:szCs w:val="20"/>
+                <w:lang w:val="en-GB"/>
+              </w:rPr>
+              <w:t xml:space="preserve"> type text in and change it)</w:t>
             </w:r>
           </w:p>
         </w:tc>
@@ -2172,19 +2914,23 @@
               <w:jc w:val="center"/>
               <w:rPr>
                 <w:rFonts w:cs="Arial"/>
-                <w:sz w:val="20"/>
-                <w:szCs w:val="20"/>
-                <w:lang w:val="en-GB"/>
-              </w:rPr>
-            </w:pPr>
-            <w:r>
-              <w:rPr>
-                <w:rFonts w:cs="Arial"/>
-                <w:sz w:val="20"/>
-                <w:szCs w:val="20"/>
-                <w:lang w:val="en-GB"/>
-              </w:rPr>
-              <w:t>…</w:t>
+                <w:b/>
+                <w:bCs/>
+                <w:sz w:val="20"/>
+                <w:szCs w:val="20"/>
+                <w:lang w:val="en-GB"/>
+              </w:rPr>
+            </w:pPr>
+            <w:r>
+              <w:rPr>
+                <w:rFonts w:cs="Arial"/>
+                <w:b/>
+                <w:color w:val="008000"/>
+                <w:sz w:val="20"/>
+                <w:szCs w:val="20"/>
+                <w:lang w:val="en-GB"/>
+              </w:rPr>
+              <w:t>PASS</w:t>
             </w:r>
           </w:p>
         </w:tc>
@@ -2204,23 +2950,26 @@
           </w:tcPr>
           <w:p>
             <w:pPr>
-              <w:snapToGrid w:val="0"/>
-              <w:spacing w:line="240" w:lineRule="auto"/>
-              <w:rPr>
-                <w:rFonts w:cs="Arial"/>
-                <w:sz w:val="20"/>
-                <w:szCs w:val="20"/>
-                <w:lang w:val="en-GB"/>
-              </w:rPr>
-            </w:pPr>
-            <w:r>
-              <w:rPr>
-                <w:rFonts w:cs="Arial"/>
-                <w:sz w:val="20"/>
-                <w:szCs w:val="20"/>
-                <w:lang w:val="en-GB"/>
-              </w:rPr>
-              <w:t>…</w:t>
+              <w:tabs>
+                <w:tab w:val="left" w:pos="528"/>
+              </w:tabs>
+              <w:snapToGrid w:val="0"/>
+              <w:spacing w:line="240" w:lineRule="auto"/>
+              <w:rPr>
+                <w:rFonts w:cs="Arial"/>
+                <w:sz w:val="20"/>
+                <w:szCs w:val="20"/>
+                <w:lang w:val="en-GB"/>
+              </w:rPr>
+            </w:pPr>
+            <w:r>
+              <w:rPr>
+                <w:rFonts w:cs="Arial"/>
+                <w:sz w:val="20"/>
+                <w:szCs w:val="20"/>
+                <w:lang w:val="en-GB"/>
+              </w:rPr>
+              <w:t>Click on Register Button</w:t>
             </w:r>
           </w:p>
         </w:tc>
@@ -2252,7 +3001,27 @@
                 <w:szCs w:val="20"/>
                 <w:lang w:val="en-GB"/>
               </w:rPr>
-              <w:t>…</w:t>
+              <w:t>Error message should appear on the top of the form “</w:t>
+            </w:r>
+            <w:r>
+              <w:rPr>
+                <w:rFonts w:cs="Arial"/>
+                <w:b/>
+                <w:bCs/>
+                <w:sz w:val="20"/>
+                <w:szCs w:val="20"/>
+                <w:lang w:val="en-GB"/>
+              </w:rPr>
+              <w:t>Passwords don’t match!</w:t>
+            </w:r>
+            <w:r>
+              <w:rPr>
+                <w:rFonts w:cs="Arial"/>
+                <w:sz w:val="20"/>
+                <w:szCs w:val="20"/>
+                <w:lang w:val="en-GB"/>
+              </w:rPr>
+              <w:t>”</w:t>
             </w:r>
           </w:p>
         </w:tc>
@@ -2282,113 +3051,13 @@
             <w:r>
               <w:rPr>
                 <w:rFonts w:cs="Arial"/>
-                <w:sz w:val="20"/>
-                <w:szCs w:val="20"/>
-                <w:lang w:val="en-GB"/>
-              </w:rPr>
-              <w:t>…</w:t>
-            </w:r>
-          </w:p>
-        </w:tc>
-      </w:tr>
-      <w:tr>
-        <w:trPr>
-          <w:trHeight w:val="464"/>
-        </w:trPr>
-        <w:tc>
-          <w:tcPr>
-            <w:tcW w:w="3087" w:type="dxa"/>
-            <w:tcBorders>
-              <w:top w:val="single" w:sz="4" w:space="0" w:color="000000"/>
-              <w:left w:val="single" w:sz="4" w:space="0" w:color="000000"/>
-              <w:bottom w:val="single" w:sz="4" w:space="0" w:color="000000"/>
-            </w:tcBorders>
-          </w:tcPr>
-          <w:p>
-            <w:pPr>
-              <w:snapToGrid w:val="0"/>
-              <w:spacing w:line="240" w:lineRule="auto"/>
-              <w:rPr>
-                <w:rFonts w:cs="Arial"/>
-                <w:sz w:val="20"/>
-                <w:szCs w:val="20"/>
-                <w:lang w:val="en-GB"/>
-              </w:rPr>
-            </w:pPr>
-            <w:r>
-              <w:rPr>
-                <w:rFonts w:cs="Arial"/>
-                <w:sz w:val="20"/>
-                <w:szCs w:val="20"/>
-                <w:lang w:val="en-GB"/>
-              </w:rPr>
-              <w:t>…</w:t>
-            </w:r>
-          </w:p>
-        </w:tc>
-        <w:tc>
-          <w:tcPr>
-            <w:tcW w:w="4961" w:type="dxa"/>
-            <w:tcBorders>
-              <w:top w:val="single" w:sz="4" w:space="0" w:color="000000"/>
-              <w:left w:val="single" w:sz="4" w:space="0" w:color="000000"/>
-              <w:bottom w:val="single" w:sz="4" w:space="0" w:color="000000"/>
-              <w:right w:val="single" w:sz="4" w:space="0" w:color="000000"/>
-            </w:tcBorders>
-          </w:tcPr>
-          <w:p>
-            <w:pPr>
-              <w:snapToGrid w:val="0"/>
-              <w:spacing w:line="240" w:lineRule="auto"/>
-              <w:rPr>
-                <w:rFonts w:cs="Arial"/>
-                <w:sz w:val="20"/>
-                <w:szCs w:val="20"/>
-                <w:lang w:val="en-GB"/>
-              </w:rPr>
-            </w:pPr>
-            <w:r>
-              <w:rPr>
-                <w:rFonts w:cs="Arial"/>
-                <w:sz w:val="20"/>
-                <w:szCs w:val="20"/>
-                <w:lang w:val="en-GB"/>
-              </w:rPr>
-              <w:t>…</w:t>
-            </w:r>
-          </w:p>
-        </w:tc>
-        <w:tc>
-          <w:tcPr>
-            <w:tcW w:w="1276" w:type="dxa"/>
-            <w:tcBorders>
-              <w:top w:val="single" w:sz="4" w:space="0" w:color="000000"/>
-              <w:left w:val="single" w:sz="4" w:space="0" w:color="000000"/>
-              <w:bottom w:val="single" w:sz="4" w:space="0" w:color="000000"/>
-              <w:right w:val="single" w:sz="4" w:space="0" w:color="000000"/>
-            </w:tcBorders>
-            <w:vAlign w:val="center"/>
-          </w:tcPr>
-          <w:p>
-            <w:pPr>
-              <w:snapToGrid w:val="0"/>
-              <w:spacing w:line="240" w:lineRule="auto"/>
-              <w:jc w:val="center"/>
-              <w:rPr>
-                <w:rFonts w:cs="Arial"/>
-                <w:sz w:val="20"/>
-                <w:szCs w:val="20"/>
-                <w:lang w:val="en-GB"/>
-              </w:rPr>
-            </w:pPr>
-            <w:r>
-              <w:rPr>
-                <w:rFonts w:cs="Arial"/>
-                <w:sz w:val="20"/>
-                <w:szCs w:val="20"/>
-                <w:lang w:val="en-GB"/>
-              </w:rPr>
-              <w:t>…</w:t>
+                <w:b/>
+                <w:color w:val="FF0000"/>
+                <w:sz w:val="20"/>
+                <w:szCs w:val="20"/>
+                <w:lang w:val="en-GB"/>
+              </w:rPr>
+              <w:t>FAIL</w:t>
             </w:r>
           </w:p>
         </w:tc>
@@ -2417,8 +3086,347 @@
 </file>
 
 <file path=word/numbering.xml><?xml version="1.0" encoding="utf-8"?>
-<w:numbering xmlns:wpc="http://schemas.microsoft.com/office/word/2010/wordprocessingCanvas" xmlns:cx="http://schemas.microsoft.com/office/drawing/2014/chartex" xmlns:cx1="http://schemas.microsoft.com/office/drawing/2015/9/8/chartex" xmlns:cx2="http://schemas.microsoft.com/office/drawing/2015/10/21/chartex" xmlns:cx3="http://schemas.microsoft.com/office/drawing/2016/5/9/chartex" xmlns:cx4="http://schemas.microsoft.com/office/drawing/2016/5/10/chartex" xmlns:cx5="http://schemas.microsoft.com/office/drawing/2016/5/11/chartex" xmlns:cx6="http://schemas.microsoft.com/office/drawing/2016/5/12/chartex" xmlns:cx7="http://schemas.microsoft.com/office/drawing/2016/5/13/chartex" xmlns:cx8="http://schemas.microsoft.com/office/drawing/2016/5/14/chartex" xmlns:mc="http://schemas.openxmlformats.org/markup-compatibility/2006" xmlns:aink="http://schemas.microsoft.com/office/drawing/2016/ink" xmlns:am3d="http://schemas.microsoft.com/office/drawing/2017/model3d" xmlns:o="urn:schemas-microsoft-com:office:office" xmlns:oel="http://schemas.microsoft.com/office/2019/extlst" xmlns:r="http://schemas.openxmlformats.org/officeDocument/2006/relationships" xmlns:m="http://schemas.openxmlformats.org/officeDocument/2006/math" xmlns:v="urn:schemas-microsoft-com:vml" xmlns:wp14="http://schemas.microsoft.com/office/word/2010/wordprocessingDrawing" xmlns:wp="http://schemas.openxmlformats.org/drawingml/2006/wordprocessingDrawing" xmlns:w10="urn:schemas-microsoft-com:office:word" xmlns:w="http://schemas.openxmlformats.org/wordprocessingml/2006/main" xmlns:w14="http://schemas.microsoft.com/office/word/2010/wordml" xmlns:w15="http://schemas.microsoft.com/office/word/2012/wordml" xmlns:w16cex="http://schemas.microsoft.com/office/word/2018/wordml/cex" xmlns:w16cid="http://schemas.microsoft.com/office/word/2016/wordml/cid" xmlns:w16="http://schemas.microsoft.com/office/word/2018/wordml" xmlns:w16sdtdh="http://schemas.microsoft.com/office/word/2020/wordml/sdtdatahash" xmlns:w16se="http://schemas.microsoft.com/office/word/2015/wordml/symex" xmlns:wpg="http://schemas.microsoft.com/office/word/2010/wordprocessingGroup" xmlns:wpi="http://schemas.microsoft.com/office/word/2010/wordprocessingInk" xmlns:wne="http://schemas.microsoft.com/office/word/2006/wordml" xmlns:wps="http://schemas.microsoft.com/office/word/2010/wordprocessingShape" mc:Ignorable="w14 w15 w16se w16cid w16 w16cex w16sdtdh wp14">
+<w:numbering xmlns:wpc="http://schemas.microsoft.com/office/word/2010/wordprocessingCanvas" xmlns:cx="http://schemas.microsoft.com/office/drawing/2014/chartex" xmlns:cx1="http://schemas.microsoft.com/office/drawing/2015/9/8/chartex" xmlns:cx2="http://schemas.microsoft.com/office/drawing/2015/10/21/chartex" xmlns:cx3="http://schemas.microsoft.com/office/drawing/2016/5/9/chartex" xmlns:cx4="http://schemas.microsoft.com/office/drawing/2016/5/10/chartex" xmlns:cx5="http://schemas.microsoft.com/office/drawing/2016/5/11/chartex" xmlns:cx6="http://schemas.microsoft.com/office/drawing/2016/5/12/chartex" xmlns:cx7="http://schemas.microsoft.com/office/drawing/2016/5/13/chartex" xmlns:cx8="http://schemas.microsoft.com/office/drawing/2016/5/14/chartex" xmlns:mc="http://schemas.openxmlformats.org/markup-compatibility/2006" xmlns:aink="http://schemas.microsoft.com/office/drawing/2016/ink" xmlns:am3d="http://schemas.microsoft.com/office/drawing/2017/model3d" xmlns:o="urn:schemas-microsoft-com:office:office" xmlns:oel="http://schemas.microsoft.com/office/2019/extlst" xmlns:r="http://schemas.openxmlformats.org/officeDocument/2006/relationships" xmlns:m="http://schemas.openxmlformats.org/officeDocument/2006/math" xmlns:v="urn:schemas-microsoft-com:vml" xmlns:wp14="http://schemas.microsoft.com/office/word/2010/wordprocessingDrawing" xmlns:wp="http://schemas.openxmlformats.org/drawingml/2006/wordprocessingDrawing" xmlns:w10="urn:schemas-microsoft-com:office:word" xmlns:w="http://schemas.openxmlformats.org/wordprocessingml/2006/main" xmlns:w14="http://schemas.microsoft.com/office/word/2010/wordml" xmlns:w15="http://schemas.microsoft.com/office/word/2012/wordml" xmlns:w16cex="http://schemas.microsoft.com/office/word/2018/wordml/cex" xmlns:w16cid="http://schemas.microsoft.com/office/word/2016/wordml/cid" xmlns:w16="http://schemas.microsoft.com/office/word/2018/wordml" xmlns:w16du="http://schemas.microsoft.com/office/word/2023/wordml/word16du" xmlns:w16sdtdh="http://schemas.microsoft.com/office/word/2020/wordml/sdtdatahash" xmlns:w16se="http://schemas.microsoft.com/office/word/2015/wordml/symex" xmlns:wpg="http://schemas.microsoft.com/office/word/2010/wordprocessingGroup" xmlns:wpi="http://schemas.microsoft.com/office/word/2010/wordprocessingInk" xmlns:wne="http://schemas.microsoft.com/office/word/2006/wordml" xmlns:wps="http://schemas.microsoft.com/office/word/2010/wordprocessingShape" mc:Ignorable="w14 w15 w16se w16cid w16 w16cex w16sdtdh w16du wp14">
   <w:abstractNum w:abstractNumId="0" w15:restartNumberingAfterBreak="0">
+    <w:nsid w:val="45AF1311"/>
+    <w:multiLevelType w:val="hybridMultilevel"/>
+    <w:tmpl w:val="3F6EDDBE"/>
+    <w:lvl w:ilvl="0" w:tplc="20000001">
+      <w:start w:val="1"/>
+      <w:numFmt w:val="bullet"/>
+      <w:lvlText w:val=""/>
+      <w:lvlJc w:val="left"/>
+      <w:pPr>
+        <w:ind w:left="720" w:hanging="360"/>
+      </w:pPr>
+      <w:rPr>
+        <w:rFonts w:ascii="Symbol" w:hAnsi="Symbol" w:hint="default"/>
+      </w:rPr>
+    </w:lvl>
+    <w:lvl w:ilvl="1" w:tplc="20000003" w:tentative="1">
+      <w:start w:val="1"/>
+      <w:numFmt w:val="bullet"/>
+      <w:lvlText w:val="o"/>
+      <w:lvlJc w:val="left"/>
+      <w:pPr>
+        <w:ind w:left="1440" w:hanging="360"/>
+      </w:pPr>
+      <w:rPr>
+        <w:rFonts w:ascii="Courier New" w:hAnsi="Courier New" w:cs="Courier New" w:hint="default"/>
+      </w:rPr>
+    </w:lvl>
+    <w:lvl w:ilvl="2" w:tplc="20000005" w:tentative="1">
+      <w:start w:val="1"/>
+      <w:numFmt w:val="bullet"/>
+      <w:lvlText w:val=""/>
+      <w:lvlJc w:val="left"/>
+      <w:pPr>
+        <w:ind w:left="2160" w:hanging="360"/>
+      </w:pPr>
+      <w:rPr>
+        <w:rFonts w:ascii="Wingdings" w:hAnsi="Wingdings" w:hint="default"/>
+      </w:rPr>
+    </w:lvl>
+    <w:lvl w:ilvl="3" w:tplc="20000001" w:tentative="1">
+      <w:start w:val="1"/>
+      <w:numFmt w:val="bullet"/>
+      <w:lvlText w:val=""/>
+      <w:lvlJc w:val="left"/>
+      <w:pPr>
+        <w:ind w:left="2880" w:hanging="360"/>
+      </w:pPr>
+      <w:rPr>
+        <w:rFonts w:ascii="Symbol" w:hAnsi="Symbol" w:hint="default"/>
+      </w:rPr>
+    </w:lvl>
+    <w:lvl w:ilvl="4" w:tplc="20000003" w:tentative="1">
+      <w:start w:val="1"/>
+      <w:numFmt w:val="bullet"/>
+      <w:lvlText w:val="o"/>
+      <w:lvlJc w:val="left"/>
+      <w:pPr>
+        <w:ind w:left="3600" w:hanging="360"/>
+      </w:pPr>
+      <w:rPr>
+        <w:rFonts w:ascii="Courier New" w:hAnsi="Courier New" w:cs="Courier New" w:hint="default"/>
+      </w:rPr>
+    </w:lvl>
+    <w:lvl w:ilvl="5" w:tplc="20000005" w:tentative="1">
+      <w:start w:val="1"/>
+      <w:numFmt w:val="bullet"/>
+      <w:lvlText w:val=""/>
+      <w:lvlJc w:val="left"/>
+      <w:pPr>
+        <w:ind w:left="4320" w:hanging="360"/>
+      </w:pPr>
+      <w:rPr>
+        <w:rFonts w:ascii="Wingdings" w:hAnsi="Wingdings" w:hint="default"/>
+      </w:rPr>
+    </w:lvl>
+    <w:lvl w:ilvl="6" w:tplc="20000001" w:tentative="1">
+      <w:start w:val="1"/>
+      <w:numFmt w:val="bullet"/>
+      <w:lvlText w:val=""/>
+      <w:lvlJc w:val="left"/>
+      <w:pPr>
+        <w:ind w:left="5040" w:hanging="360"/>
+      </w:pPr>
+      <w:rPr>
+        <w:rFonts w:ascii="Symbol" w:hAnsi="Symbol" w:hint="default"/>
+      </w:rPr>
+    </w:lvl>
+    <w:lvl w:ilvl="7" w:tplc="20000003" w:tentative="1">
+      <w:start w:val="1"/>
+      <w:numFmt w:val="bullet"/>
+      <w:lvlText w:val="o"/>
+      <w:lvlJc w:val="left"/>
+      <w:pPr>
+        <w:ind w:left="5760" w:hanging="360"/>
+      </w:pPr>
+      <w:rPr>
+        <w:rFonts w:ascii="Courier New" w:hAnsi="Courier New" w:cs="Courier New" w:hint="default"/>
+      </w:rPr>
+    </w:lvl>
+    <w:lvl w:ilvl="8" w:tplc="20000005" w:tentative="1">
+      <w:start w:val="1"/>
+      <w:numFmt w:val="bullet"/>
+      <w:lvlText w:val=""/>
+      <w:lvlJc w:val="left"/>
+      <w:pPr>
+        <w:ind w:left="6480" w:hanging="360"/>
+      </w:pPr>
+      <w:rPr>
+        <w:rFonts w:ascii="Wingdings" w:hAnsi="Wingdings" w:hint="default"/>
+      </w:rPr>
+    </w:lvl>
+  </w:abstractNum>
+  <w:abstractNum w:abstractNumId="1" w15:restartNumberingAfterBreak="0">
+    <w:nsid w:val="5B8A7984"/>
+    <w:multiLevelType w:val="hybridMultilevel"/>
+    <w:tmpl w:val="2038644C"/>
+    <w:lvl w:ilvl="0" w:tplc="20000001">
+      <w:start w:val="1"/>
+      <w:numFmt w:val="bullet"/>
+      <w:lvlText w:val=""/>
+      <w:lvlJc w:val="left"/>
+      <w:pPr>
+        <w:ind w:left="720" w:hanging="360"/>
+      </w:pPr>
+      <w:rPr>
+        <w:rFonts w:ascii="Symbol" w:hAnsi="Symbol" w:hint="default"/>
+      </w:rPr>
+    </w:lvl>
+    <w:lvl w:ilvl="1" w:tplc="20000003" w:tentative="1">
+      <w:start w:val="1"/>
+      <w:numFmt w:val="bullet"/>
+      <w:lvlText w:val="o"/>
+      <w:lvlJc w:val="left"/>
+      <w:pPr>
+        <w:ind w:left="1440" w:hanging="360"/>
+      </w:pPr>
+      <w:rPr>
+        <w:rFonts w:ascii="Courier New" w:hAnsi="Courier New" w:cs="Courier New" w:hint="default"/>
+      </w:rPr>
+    </w:lvl>
+    <w:lvl w:ilvl="2" w:tplc="20000005" w:tentative="1">
+      <w:start w:val="1"/>
+      <w:numFmt w:val="bullet"/>
+      <w:lvlText w:val=""/>
+      <w:lvlJc w:val="left"/>
+      <w:pPr>
+        <w:ind w:left="2160" w:hanging="360"/>
+      </w:pPr>
+      <w:rPr>
+        <w:rFonts w:ascii="Wingdings" w:hAnsi="Wingdings" w:hint="default"/>
+      </w:rPr>
+    </w:lvl>
+    <w:lvl w:ilvl="3" w:tplc="20000001" w:tentative="1">
+      <w:start w:val="1"/>
+      <w:numFmt w:val="bullet"/>
+      <w:lvlText w:val=""/>
+      <w:lvlJc w:val="left"/>
+      <w:pPr>
+        <w:ind w:left="2880" w:hanging="360"/>
+      </w:pPr>
+      <w:rPr>
+        <w:rFonts w:ascii="Symbol" w:hAnsi="Symbol" w:hint="default"/>
+      </w:rPr>
+    </w:lvl>
+    <w:lvl w:ilvl="4" w:tplc="20000003" w:tentative="1">
+      <w:start w:val="1"/>
+      <w:numFmt w:val="bullet"/>
+      <w:lvlText w:val="o"/>
+      <w:lvlJc w:val="left"/>
+      <w:pPr>
+        <w:ind w:left="3600" w:hanging="360"/>
+      </w:pPr>
+      <w:rPr>
+        <w:rFonts w:ascii="Courier New" w:hAnsi="Courier New" w:cs="Courier New" w:hint="default"/>
+      </w:rPr>
+    </w:lvl>
+    <w:lvl w:ilvl="5" w:tplc="20000005" w:tentative="1">
+      <w:start w:val="1"/>
+      <w:numFmt w:val="bullet"/>
+      <w:lvlText w:val=""/>
+      <w:lvlJc w:val="left"/>
+      <w:pPr>
+        <w:ind w:left="4320" w:hanging="360"/>
+      </w:pPr>
+      <w:rPr>
+        <w:rFonts w:ascii="Wingdings" w:hAnsi="Wingdings" w:hint="default"/>
+      </w:rPr>
+    </w:lvl>
+    <w:lvl w:ilvl="6" w:tplc="20000001" w:tentative="1">
+      <w:start w:val="1"/>
+      <w:numFmt w:val="bullet"/>
+      <w:lvlText w:val=""/>
+      <w:lvlJc w:val="left"/>
+      <w:pPr>
+        <w:ind w:left="5040" w:hanging="360"/>
+      </w:pPr>
+      <w:rPr>
+        <w:rFonts w:ascii="Symbol" w:hAnsi="Symbol" w:hint="default"/>
+      </w:rPr>
+    </w:lvl>
+    <w:lvl w:ilvl="7" w:tplc="20000003" w:tentative="1">
+      <w:start w:val="1"/>
+      <w:numFmt w:val="bullet"/>
+      <w:lvlText w:val="o"/>
+      <w:lvlJc w:val="left"/>
+      <w:pPr>
+        <w:ind w:left="5760" w:hanging="360"/>
+      </w:pPr>
+      <w:rPr>
+        <w:rFonts w:ascii="Courier New" w:hAnsi="Courier New" w:cs="Courier New" w:hint="default"/>
+      </w:rPr>
+    </w:lvl>
+    <w:lvl w:ilvl="8" w:tplc="20000005" w:tentative="1">
+      <w:start w:val="1"/>
+      <w:numFmt w:val="bullet"/>
+      <w:lvlText w:val=""/>
+      <w:lvlJc w:val="left"/>
+      <w:pPr>
+        <w:ind w:left="6480" w:hanging="360"/>
+      </w:pPr>
+      <w:rPr>
+        <w:rFonts w:ascii="Wingdings" w:hAnsi="Wingdings" w:hint="default"/>
+      </w:rPr>
+    </w:lvl>
+  </w:abstractNum>
+  <w:abstractNum w:abstractNumId="2" w15:restartNumberingAfterBreak="0">
+    <w:nsid w:val="5C4C2407"/>
+    <w:multiLevelType w:val="hybridMultilevel"/>
+    <w:tmpl w:val="C3669D96"/>
+    <w:lvl w:ilvl="0" w:tplc="20000001">
+      <w:start w:val="1"/>
+      <w:numFmt w:val="bullet"/>
+      <w:lvlText w:val=""/>
+      <w:lvlJc w:val="left"/>
+      <w:pPr>
+        <w:ind w:left="720" w:hanging="360"/>
+      </w:pPr>
+      <w:rPr>
+        <w:rFonts w:ascii="Symbol" w:hAnsi="Symbol" w:hint="default"/>
+      </w:rPr>
+    </w:lvl>
+    <w:lvl w:ilvl="1" w:tplc="20000003" w:tentative="1">
+      <w:start w:val="1"/>
+      <w:numFmt w:val="bullet"/>
+      <w:lvlText w:val="o"/>
+      <w:lvlJc w:val="left"/>
+      <w:pPr>
+        <w:ind w:left="1440" w:hanging="360"/>
+      </w:pPr>
+      <w:rPr>
+        <w:rFonts w:ascii="Courier New" w:hAnsi="Courier New" w:cs="Courier New" w:hint="default"/>
+      </w:rPr>
+    </w:lvl>
+    <w:lvl w:ilvl="2" w:tplc="20000005" w:tentative="1">
+      <w:start w:val="1"/>
+      <w:numFmt w:val="bullet"/>
+      <w:lvlText w:val=""/>
+      <w:lvlJc w:val="left"/>
+      <w:pPr>
+        <w:ind w:left="2160" w:hanging="360"/>
+      </w:pPr>
+      <w:rPr>
+        <w:rFonts w:ascii="Wingdings" w:hAnsi="Wingdings" w:hint="default"/>
+      </w:rPr>
+    </w:lvl>
+    <w:lvl w:ilvl="3" w:tplc="20000001" w:tentative="1">
+      <w:start w:val="1"/>
+      <w:numFmt w:val="bullet"/>
+      <w:lvlText w:val=""/>
+      <w:lvlJc w:val="left"/>
+      <w:pPr>
+        <w:ind w:left="2880" w:hanging="360"/>
+      </w:pPr>
+      <w:rPr>
+        <w:rFonts w:ascii="Symbol" w:hAnsi="Symbol" w:hint="default"/>
+      </w:rPr>
+    </w:lvl>
+    <w:lvl w:ilvl="4" w:tplc="20000003" w:tentative="1">
+      <w:start w:val="1"/>
+      <w:numFmt w:val="bullet"/>
+      <w:lvlText w:val="o"/>
+      <w:lvlJc w:val="left"/>
+      <w:pPr>
+        <w:ind w:left="3600" w:hanging="360"/>
+      </w:pPr>
+      <w:rPr>
+        <w:rFonts w:ascii="Courier New" w:hAnsi="Courier New" w:cs="Courier New" w:hint="default"/>
+      </w:rPr>
+    </w:lvl>
+    <w:lvl w:ilvl="5" w:tplc="20000005" w:tentative="1">
+      <w:start w:val="1"/>
+      <w:numFmt w:val="bullet"/>
+      <w:lvlText w:val=""/>
+      <w:lvlJc w:val="left"/>
+      <w:pPr>
+        <w:ind w:left="4320" w:hanging="360"/>
+      </w:pPr>
+      <w:rPr>
+        <w:rFonts w:ascii="Wingdings" w:hAnsi="Wingdings" w:hint="default"/>
+      </w:rPr>
+    </w:lvl>
+    <w:lvl w:ilvl="6" w:tplc="20000001" w:tentative="1">
+      <w:start w:val="1"/>
+      <w:numFmt w:val="bullet"/>
+      <w:lvlText w:val=""/>
+      <w:lvlJc w:val="left"/>
+      <w:pPr>
+        <w:ind w:left="5040" w:hanging="360"/>
+      </w:pPr>
+      <w:rPr>
+        <w:rFonts w:ascii="Symbol" w:hAnsi="Symbol" w:hint="default"/>
+      </w:rPr>
+    </w:lvl>
+    <w:lvl w:ilvl="7" w:tplc="20000003" w:tentative="1">
+      <w:start w:val="1"/>
+      <w:numFmt w:val="bullet"/>
+      <w:lvlText w:val="o"/>
+      <w:lvlJc w:val="left"/>
+      <w:pPr>
+        <w:ind w:left="5760" w:hanging="360"/>
+      </w:pPr>
+      <w:rPr>
+        <w:rFonts w:ascii="Courier New" w:hAnsi="Courier New" w:cs="Courier New" w:hint="default"/>
+      </w:rPr>
+    </w:lvl>
+    <w:lvl w:ilvl="8" w:tplc="20000005" w:tentative="1">
+      <w:start w:val="1"/>
+      <w:numFmt w:val="bullet"/>
+      <w:lvlText w:val=""/>
+      <w:lvlJc w:val="left"/>
+      <w:pPr>
+        <w:ind w:left="6480" w:hanging="360"/>
+      </w:pPr>
+      <w:rPr>
+        <w:rFonts w:ascii="Wingdings" w:hAnsi="Wingdings" w:hint="default"/>
+      </w:rPr>
+    </w:lvl>
+  </w:abstractNum>
+  <w:abstractNum w:abstractNumId="3" w15:restartNumberingAfterBreak="0">
     <w:nsid w:val="66B869D2"/>
     <w:multiLevelType w:val="hybridMultilevel"/>
     <w:tmpl w:val="E7AE83A0"/>
@@ -2531,7 +3539,7 @@
       </w:rPr>
     </w:lvl>
   </w:abstractNum>
-  <w:abstractNum w:abstractNumId="1" w15:restartNumberingAfterBreak="0">
+  <w:abstractNum w:abstractNumId="4" w15:restartNumberingAfterBreak="0">
     <w:nsid w:val="678F1600"/>
     <w:multiLevelType w:val="hybridMultilevel"/>
     <w:tmpl w:val="4A6C8110"/>
@@ -2645,16 +3653,25 @@
     </w:lvl>
   </w:abstractNum>
   <w:num w:numId="1" w16cid:durableId="537863855">
+    <w:abstractNumId w:val="3"/>
+  </w:num>
+  <w:num w:numId="2" w16cid:durableId="2041658838">
+    <w:abstractNumId w:val="4"/>
+  </w:num>
+  <w:num w:numId="3" w16cid:durableId="1914925025">
+    <w:abstractNumId w:val="2"/>
+  </w:num>
+  <w:num w:numId="4" w16cid:durableId="1819884442">
     <w:abstractNumId w:val="0"/>
   </w:num>
-  <w:num w:numId="2" w16cid:durableId="2041658838">
+  <w:num w:numId="5" w16cid:durableId="1994525691">
     <w:abstractNumId w:val="1"/>
   </w:num>
 </w:numbering>
 </file>
 
 <file path=word/styles.xml><?xml version="1.0" encoding="utf-8"?>
-<w:styles xmlns:mc="http://schemas.openxmlformats.org/markup-compatibility/2006" xmlns:r="http://schemas.openxmlformats.org/officeDocument/2006/relationships" xmlns:w="http://schemas.openxmlformats.org/wordprocessingml/2006/main" xmlns:w14="http://schemas.microsoft.com/office/word/2010/wordml" xmlns:w15="http://schemas.microsoft.com/office/word/2012/wordml" xmlns:w16cex="http://schemas.microsoft.com/office/word/2018/wordml/cex" xmlns:w16cid="http://schemas.microsoft.com/office/word/2016/wordml/cid" xmlns:w16="http://schemas.microsoft.com/office/word/2018/wordml" xmlns:w16sdtdh="http://schemas.microsoft.com/office/word/2020/wordml/sdtdatahash" xmlns:w16se="http://schemas.microsoft.com/office/word/2015/wordml/symex" mc:Ignorable="w14 w15 w16se w16cid w16 w16cex w16sdtdh">
+<w:styles xmlns:mc="http://schemas.openxmlformats.org/markup-compatibility/2006" xmlns:r="http://schemas.openxmlformats.org/officeDocument/2006/relationships" xmlns:w="http://schemas.openxmlformats.org/wordprocessingml/2006/main" xmlns:w14="http://schemas.microsoft.com/office/word/2010/wordml" xmlns:w15="http://schemas.microsoft.com/office/word/2012/wordml" xmlns:w16cex="http://schemas.microsoft.com/office/word/2018/wordml/cex" xmlns:w16cid="http://schemas.microsoft.com/office/word/2016/wordml/cid" xmlns:w16="http://schemas.microsoft.com/office/word/2018/wordml" xmlns:w16du="http://schemas.microsoft.com/office/word/2023/wordml/word16du" xmlns:w16sdtdh="http://schemas.microsoft.com/office/word/2020/wordml/sdtdatahash" xmlns:w16se="http://schemas.microsoft.com/office/word/2015/wordml/symex" mc:Ignorable="w14 w15 w16se w16cid w16 w16cex w16sdtdh w16du">
   <w:docDefaults>
     <w:rPrDefault>
       <w:rPr>
@@ -3035,10 +4052,10 @@
     <w:lsdException w:name="Unresolved Mention" w:semiHidden="1" w:unhideWhenUsed="1"/>
     <w:lsdException w:name="Smart Link" w:semiHidden="1" w:unhideWhenUsed="1"/>
   </w:latentStyles>
-  <w:style w:type="paragraph" w:default="1" w:styleId="Normalny">
+  <w:style w:type="paragraph" w:default="1" w:styleId="Normal">
     <w:name w:val="Normal"/>
     <w:qFormat/>
-    <w:rsid w:val="00FB23BC"/>
+    <w:rsid w:val="00DE1963"/>
     <w:pPr>
       <w:spacing w:line="276" w:lineRule="auto"/>
     </w:pPr>
@@ -3049,11 +4066,11 @@
       <w:lang w:val="pl-PL" w:eastAsia="en-US"/>
     </w:rPr>
   </w:style>
-  <w:style w:type="paragraph" w:styleId="Nagwek1">
+  <w:style w:type="paragraph" w:styleId="Heading1">
     <w:name w:val="heading 1"/>
-    <w:basedOn w:val="Normalny"/>
-    <w:next w:val="Normalny"/>
-    <w:link w:val="Nagwek1Znak"/>
+    <w:basedOn w:val="Normal"/>
+    <w:next w:val="Normal"/>
+    <w:link w:val="Heading1Char"/>
     <w:uiPriority w:val="9"/>
     <w:qFormat/>
     <w:rsid w:val="00790720"/>
@@ -3072,11 +4089,11 @@
       <w:szCs w:val="32"/>
     </w:rPr>
   </w:style>
-  <w:style w:type="paragraph" w:styleId="Nagwek2">
+  <w:style w:type="paragraph" w:styleId="Heading2">
     <w:name w:val="heading 2"/>
-    <w:basedOn w:val="Normalny"/>
-    <w:next w:val="Normalny"/>
-    <w:link w:val="Nagwek2Znak"/>
+    <w:basedOn w:val="Normal"/>
+    <w:next w:val="Normal"/>
+    <w:link w:val="Heading2Char"/>
     <w:uiPriority w:val="9"/>
     <w:unhideWhenUsed/>
     <w:qFormat/>
@@ -3096,13 +4113,13 @@
       <w:szCs w:val="26"/>
     </w:rPr>
   </w:style>
-  <w:style w:type="character" w:default="1" w:styleId="Domylnaczcionkaakapitu">
+  <w:style w:type="character" w:default="1" w:styleId="DefaultParagraphFont">
     <w:name w:val="Default Paragraph Font"/>
     <w:uiPriority w:val="1"/>
     <w:semiHidden/>
     <w:unhideWhenUsed/>
   </w:style>
-  <w:style w:type="table" w:default="1" w:styleId="Standardowy">
+  <w:style w:type="table" w:default="1" w:styleId="TableNormal">
     <w:name w:val="Normal Table"/>
     <w:uiPriority w:val="99"/>
     <w:semiHidden/>
@@ -3117,16 +4134,16 @@
       </w:tblCellMar>
     </w:tblPr>
   </w:style>
-  <w:style w:type="numbering" w:default="1" w:styleId="Bezlisty">
+  <w:style w:type="numbering" w:default="1" w:styleId="NoList">
     <w:name w:val="No List"/>
     <w:uiPriority w:val="99"/>
     <w:semiHidden/>
     <w:unhideWhenUsed/>
   </w:style>
-  <w:style w:type="paragraph" w:styleId="Tekstdymka">
+  <w:style w:type="paragraph" w:styleId="BalloonText">
     <w:name w:val="Balloon Text"/>
-    <w:basedOn w:val="Normalny"/>
-    <w:link w:val="TekstdymkaZnak"/>
+    <w:basedOn w:val="Normal"/>
+    <w:link w:val="BalloonTextChar"/>
     <w:uiPriority w:val="99"/>
     <w:semiHidden/>
     <w:unhideWhenUsed/>
@@ -3137,10 +4154,10 @@
       <w:szCs w:val="18"/>
     </w:rPr>
   </w:style>
-  <w:style w:type="character" w:customStyle="1" w:styleId="TekstdymkaZnak">
-    <w:name w:val="Tekst dymka Znak"/>
-    <w:basedOn w:val="Domylnaczcionkaakapitu"/>
-    <w:link w:val="Tekstdymka"/>
+  <w:style w:type="character" w:customStyle="1" w:styleId="BalloonTextChar">
+    <w:name w:val="Balloon Text Char"/>
+    <w:basedOn w:val="DefaultParagraphFont"/>
+    <w:link w:val="BalloonText"/>
     <w:uiPriority w:val="99"/>
     <w:semiHidden/>
     <w:rsid w:val="00F5329A"/>
@@ -3150,9 +4167,9 @@
       <w:szCs w:val="18"/>
     </w:rPr>
   </w:style>
-  <w:style w:type="paragraph" w:styleId="Akapitzlist">
+  <w:style w:type="paragraph" w:styleId="ListParagraph">
     <w:name w:val="List Paragraph"/>
-    <w:basedOn w:val="Normalny"/>
+    <w:basedOn w:val="Normal"/>
     <w:uiPriority w:val="34"/>
     <w:qFormat/>
     <w:rsid w:val="00E435AF"/>
@@ -3161,10 +4178,10 @@
       <w:contextualSpacing/>
     </w:pPr>
   </w:style>
-  <w:style w:type="character" w:customStyle="1" w:styleId="Nagwek1Znak">
-    <w:name w:val="Nagłówek 1 Znak"/>
-    <w:basedOn w:val="Domylnaczcionkaakapitu"/>
-    <w:link w:val="Nagwek1"/>
+  <w:style w:type="character" w:customStyle="1" w:styleId="Heading1Char">
+    <w:name w:val="Heading 1 Char"/>
+    <w:basedOn w:val="DefaultParagraphFont"/>
+    <w:link w:val="Heading1"/>
     <w:uiPriority w:val="9"/>
     <w:rsid w:val="00790720"/>
     <w:rPr>
@@ -3177,10 +4194,10 @@
       <w:lang w:val="pl-PL" w:eastAsia="en-US"/>
     </w:rPr>
   </w:style>
-  <w:style w:type="character" w:customStyle="1" w:styleId="Nagwek2Znak">
-    <w:name w:val="Nagłówek 2 Znak"/>
-    <w:basedOn w:val="Domylnaczcionkaakapitu"/>
-    <w:link w:val="Nagwek2"/>
+  <w:style w:type="character" w:customStyle="1" w:styleId="Heading2Char">
+    <w:name w:val="Heading 2 Char"/>
+    <w:basedOn w:val="DefaultParagraphFont"/>
+    <w:link w:val="Heading2"/>
     <w:uiPriority w:val="9"/>
     <w:rsid w:val="00790720"/>
     <w:rPr>
@@ -3193,9 +4210,9 @@
       <w:lang w:val="pl-PL" w:eastAsia="en-US"/>
     </w:rPr>
   </w:style>
-  <w:style w:type="table" w:styleId="Tabela-Siatka">
+  <w:style w:type="table" w:styleId="TableGrid">
     <w:name w:val="Table Grid"/>
-    <w:basedOn w:val="Standardowy"/>
+    <w:basedOn w:val="TableNormal"/>
     <w:uiPriority w:val="59"/>
     <w:rsid w:val="00790720"/>
     <w:rPr>
